--- a/Word documents/Olly_French_Italian_Guide.docx
+++ b/Word documents/Olly_French_Italian_Guide.docx
@@ -221,14 +221,6 @@
             <w:r>
               <w:rPr>
                 <w:rFonts w:ascii="Arial" w:cs="Arial" w:eastAsia="Arial" w:hAnsi="Arial"/>
-                <w:sz w:val="21"/>
-                <w:szCs w:val="21"/>
-              </w:rPr>
-              <w:t xml:space="preserve"/>
-            </w:r>
-            <w:r>
-              <w:rPr>
-                <w:rFonts w:ascii="Arial" w:cs="Arial" w:eastAsia="Arial" w:hAnsi="Arial"/>
                 <w:b/>
                 <w:bCs/>
                 <w:sz w:val="21"/>
@@ -272,14 +264,6 @@
               </w:rPr>
               <w:t xml:space="preserve">Try a drill before you decide.</w:t>
             </w:r>
-            <w:r>
-              <w:rPr>
-                <w:rFonts w:ascii="Arial" w:cs="Arial" w:eastAsia="Arial" w:hAnsi="Arial"/>
-                <w:sz w:val="21"/>
-                <w:szCs w:val="21"/>
-              </w:rPr>
-              <w:t xml:space="preserve"/>
-            </w:r>
           </w:p>
         </w:tc>
       </w:tr>
@@ -315,28 +299,12 @@
       <w:r>
         <w:rPr>
           <w:rFonts w:ascii="Arial" w:cs="Arial" w:eastAsia="Arial" w:hAnsi="Arial"/>
-          <w:sz w:val="22"/>
-          <w:szCs w:val="22"/>
-        </w:rPr>
-        <w:t xml:space="preserve"/>
-      </w:r>
-      <w:r>
-        <w:rPr>
-          <w:rFonts w:ascii="Arial" w:cs="Arial" w:eastAsia="Arial" w:hAnsi="Arial"/>
           <w:b/>
           <w:bCs/>
           <w:sz w:val="22"/>
           <w:szCs w:val="22"/>
         </w:rPr>
         <w:t xml:space="preserve">1. Italian verbs (10 minutes)</w:t>
-      </w:r>
-      <w:r>
-        <w:rPr>
-          <w:rFonts w:ascii="Arial" w:cs="Arial" w:eastAsia="Arial" w:hAnsi="Arial"/>
-          <w:sz w:val="22"/>
-          <w:szCs w:val="22"/>
-        </w:rPr>
-        <w:t xml:space="preserve"/>
       </w:r>
     </w:p>
     <w:p>
@@ -344,7 +312,7 @@
         <w:keepNext/>
         <w:spacing w:after="40" w:before="60"/>
       </w:pPr>
-      <w:hyperlink w:history="1" r:id="rId4rpygi9dmvxq7touywwe0">
+      <w:hyperlink w:history="1" r:id="rIdso0rzfwnoau_s-pasmuax">
         <w:r>
           <w:rPr>
             <w:rFonts w:ascii="Arial" w:cs="Arial" w:eastAsia="Arial" w:hAnsi="Arial"/>
@@ -633,28 +601,12 @@
       <w:r>
         <w:rPr>
           <w:rFonts w:ascii="Arial" w:cs="Arial" w:eastAsia="Arial" w:hAnsi="Arial"/>
-          <w:sz w:val="22"/>
-          <w:szCs w:val="22"/>
-        </w:rPr>
-        <w:t xml:space="preserve"/>
-      </w:r>
-      <w:r>
-        <w:rPr>
-          <w:rFonts w:ascii="Arial" w:cs="Arial" w:eastAsia="Arial" w:hAnsi="Arial"/>
           <w:b/>
           <w:bCs/>
           <w:sz w:val="22"/>
           <w:szCs w:val="22"/>
         </w:rPr>
         <w:t xml:space="preserve">2. French verbs (10 minutes)</w:t>
-      </w:r>
-      <w:r>
-        <w:rPr>
-          <w:rFonts w:ascii="Arial" w:cs="Arial" w:eastAsia="Arial" w:hAnsi="Arial"/>
-          <w:sz w:val="22"/>
-          <w:szCs w:val="22"/>
-        </w:rPr>
-        <w:t xml:space="preserve"/>
       </w:r>
     </w:p>
     <w:p>
@@ -662,7 +614,7 @@
         <w:keepNext/>
         <w:spacing w:after="40" w:before="60"/>
       </w:pPr>
-      <w:hyperlink w:history="1" r:id="rIdvbbwujq-znvywkohr2v_f">
+      <w:hyperlink w:history="1" r:id="rIduehalvqhcfr5jws70ahbl">
         <w:r>
           <w:rPr>
             <w:rFonts w:ascii="Arial" w:cs="Arial" w:eastAsia="Arial" w:hAnsi="Arial"/>
@@ -879,28 +831,12 @@
       <w:r>
         <w:rPr>
           <w:rFonts w:ascii="Arial" w:cs="Arial" w:eastAsia="Arial" w:hAnsi="Arial"/>
-          <w:sz w:val="22"/>
-          <w:szCs w:val="22"/>
-        </w:rPr>
-        <w:t xml:space="preserve"/>
-      </w:r>
-      <w:r>
-        <w:rPr>
-          <w:rFonts w:ascii="Arial" w:cs="Arial" w:eastAsia="Arial" w:hAnsi="Arial"/>
           <w:b/>
           <w:bCs/>
           <w:sz w:val="22"/>
           <w:szCs w:val="22"/>
         </w:rPr>
         <w:t xml:space="preserve">3. Italian grammar (10 minutes)</w:t>
-      </w:r>
-      <w:r>
-        <w:rPr>
-          <w:rFonts w:ascii="Arial" w:cs="Arial" w:eastAsia="Arial" w:hAnsi="Arial"/>
-          <w:sz w:val="22"/>
-          <w:szCs w:val="22"/>
-        </w:rPr>
-        <w:t xml:space="preserve"/>
       </w:r>
     </w:p>
     <w:p>
@@ -908,7 +844,7 @@
         <w:keepNext/>
         <w:spacing w:after="40" w:before="60"/>
       </w:pPr>
-      <w:hyperlink w:history="1" r:id="rId05qvaw4yvdu1mijoppomm">
+      <w:hyperlink w:history="1" r:id="rIdiqfr1hyw4gr_brqvwc0ez">
         <w:r>
           <w:rPr>
             <w:rFonts w:ascii="Arial" w:cs="Arial" w:eastAsia="Arial" w:hAnsi="Arial"/>
@@ -1410,14 +1346,6 @@
               </w:rPr>
               <w:t xml:space="preserve">no sooner had they left than the baby started crying</w:t>
             </w:r>
-            <w:r>
-              <w:rPr>
-                <w:rFonts w:ascii="Arial" w:cs="Arial" w:eastAsia="Arial" w:hAnsi="Arial"/>
-                <w:sz w:val="20"/>
-                <w:szCs w:val="20"/>
-              </w:rPr>
-              <w:t xml:space="preserve"/>
-            </w:r>
           </w:p>
         </w:tc>
       </w:tr>
@@ -1516,14 +1444,6 @@
             <w:r>
               <w:rPr>
                 <w:rFonts w:ascii="Arial" w:cs="Arial" w:eastAsia="Arial" w:hAnsi="Arial"/>
-                <w:sz w:val="21"/>
-                <w:szCs w:val="21"/>
-              </w:rPr>
-              <w:t xml:space="preserve"/>
-            </w:r>
-            <w:r>
-              <w:rPr>
-                <w:rFonts w:ascii="Arial" w:cs="Arial" w:eastAsia="Arial" w:hAnsi="Arial"/>
                 <w:b/>
                 <w:bCs/>
                 <w:sz w:val="21"/>
@@ -1567,14 +1487,6 @@
               </w:rPr>
               <w:t xml:space="preserve">Try a drill before you decide.</w:t>
             </w:r>
-            <w:r>
-              <w:rPr>
-                <w:rFonts w:ascii="Arial" w:cs="Arial" w:eastAsia="Arial" w:hAnsi="Arial"/>
-                <w:sz w:val="21"/>
-                <w:szCs w:val="21"/>
-              </w:rPr>
-              <w:t xml:space="preserve"/>
-            </w:r>
           </w:p>
         </w:tc>
       </w:tr>
@@ -1620,7 +1532,7 @@
         <w:keepNext/>
         <w:spacing w:after="40" w:before="60"/>
       </w:pPr>
-      <w:hyperlink w:history="1" r:id="rIdmllnpmibnhf5cegk-wm6h">
+      <w:hyperlink w:history="1" r:id="rIdwpev_nkevkwbsvvue5dsv">
         <w:r>
           <w:rPr>
             <w:rFonts w:ascii="Arial" w:cs="Arial" w:eastAsia="Arial" w:hAnsi="Arial"/>
@@ -1661,14 +1573,6 @@
       <w:r>
         <w:rPr>
           <w:rFonts w:ascii="Arial" w:cs="Arial" w:eastAsia="Arial" w:hAnsi="Arial"/>
-          <w:sz w:val="22"/>
-          <w:szCs w:val="22"/>
-        </w:rPr>
-        <w:t xml:space="preserve"/>
-      </w:r>
-      <w:r>
-        <w:rPr>
-          <w:rFonts w:ascii="Arial" w:cs="Arial" w:eastAsia="Arial" w:hAnsi="Arial"/>
           <w:b/>
           <w:bCs/>
           <w:sz w:val="22"/>
@@ -1859,14 +1763,6 @@
       <w:r>
         <w:rPr>
           <w:rFonts w:ascii="Arial" w:cs="Arial" w:eastAsia="Arial" w:hAnsi="Arial"/>
-          <w:sz w:val="22"/>
-          <w:szCs w:val="22"/>
-        </w:rPr>
-        <w:t xml:space="preserve"/>
-      </w:r>
-      <w:r>
-        <w:rPr>
-          <w:rFonts w:ascii="Arial" w:cs="Arial" w:eastAsia="Arial" w:hAnsi="Arial"/>
           <w:b/>
           <w:bCs/>
           <w:sz w:val="22"/>
@@ -1926,14 +1822,6 @@
       <w:r>
         <w:rPr>
           <w:rFonts w:ascii="Arial" w:cs="Arial" w:eastAsia="Arial" w:hAnsi="Arial"/>
-          <w:sz w:val="21"/>
-          <w:szCs w:val="21"/>
-        </w:rPr>
-        <w:t xml:space="preserve"/>
-      </w:r>
-      <w:r>
-        <w:rPr>
-          <w:rFonts w:ascii="Arial" w:cs="Arial" w:eastAsia="Arial" w:hAnsi="Arial"/>
           <w:b/>
           <w:bCs/>
           <w:sz w:val="21"/>
@@ -1973,7 +1861,7 @@
         <w:keepNext/>
         <w:spacing w:after="40" w:before="60"/>
       </w:pPr>
-      <w:hyperlink w:history="1" r:id="rId2neklc2t4dljovplyhxsg">
+      <w:hyperlink w:history="1" r:id="rId6jlk3diqyyszylydj4uop">
         <w:r>
           <w:rPr>
             <w:rFonts w:ascii="Arial" w:cs="Arial" w:eastAsia="Arial" w:hAnsi="Arial"/>
@@ -2693,14 +2581,6 @@
       <w:r>
         <w:rPr>
           <w:rFonts w:ascii="Arial" w:cs="Arial" w:eastAsia="Arial" w:hAnsi="Arial"/>
-          <w:sz w:val="21"/>
-          <w:szCs w:val="21"/>
-        </w:rPr>
-        <w:t xml:space="preserve"/>
-      </w:r>
-      <w:r>
-        <w:rPr>
-          <w:rFonts w:ascii="Arial" w:cs="Arial" w:eastAsia="Arial" w:hAnsi="Arial"/>
           <w:b/>
           <w:bCs/>
           <w:sz w:val="21"/>
@@ -2740,7 +2620,7 @@
         <w:keepNext/>
         <w:spacing w:after="40" w:before="60"/>
       </w:pPr>
-      <w:hyperlink w:history="1" r:id="rIdmm_mxjatkhyvvyekrfqxd">
+      <w:hyperlink w:history="1" r:id="rId2kgpx17h2lqyeiwabencg">
         <w:r>
           <w:rPr>
             <w:rFonts w:ascii="Arial" w:cs="Arial" w:eastAsia="Arial" w:hAnsi="Arial"/>
@@ -3046,14 +2926,6 @@
       <w:r>
         <w:rPr>
           <w:rFonts w:ascii="Arial" w:cs="Arial" w:eastAsia="Arial" w:hAnsi="Arial"/>
-          <w:sz w:val="21"/>
-          <w:szCs w:val="21"/>
-        </w:rPr>
-        <w:t xml:space="preserve"/>
-      </w:r>
-      <w:r>
-        <w:rPr>
-          <w:rFonts w:ascii="Arial" w:cs="Arial" w:eastAsia="Arial" w:hAnsi="Arial"/>
           <w:b/>
           <w:bCs/>
           <w:sz w:val="21"/>
@@ -3093,7 +2965,7 @@
         <w:keepNext/>
         <w:spacing w:after="40" w:before="60"/>
       </w:pPr>
-      <w:hyperlink w:history="1" r:id="rIdo2lv-mvxxyvmim0fxelnl">
+      <w:hyperlink w:history="1" r:id="rIda9giezicgxt2qketnh6uh">
         <w:r>
           <w:rPr>
             <w:rFonts w:ascii="Arial" w:cs="Arial" w:eastAsia="Arial" w:hAnsi="Arial"/>
@@ -3309,14 +3181,6 @@
       <w:r>
         <w:rPr>
           <w:rFonts w:ascii="Arial" w:cs="Arial" w:eastAsia="Arial" w:hAnsi="Arial"/>
-          <w:sz w:val="21"/>
-          <w:szCs w:val="21"/>
-        </w:rPr>
-        <w:t xml:space="preserve"/>
-      </w:r>
-      <w:r>
-        <w:rPr>
-          <w:rFonts w:ascii="Arial" w:cs="Arial" w:eastAsia="Arial" w:hAnsi="Arial"/>
           <w:b/>
           <w:bCs/>
           <w:sz w:val="21"/>
@@ -3356,7 +3220,7 @@
         <w:keepNext/>
         <w:spacing w:after="40" w:before="60"/>
       </w:pPr>
-      <w:hyperlink w:history="1" r:id="rId6wurmlnx0v7r-v0jazp0x">
+      <w:hyperlink w:history="1" r:id="rIdjo7woti5xvt0vv1vf-o2e">
         <w:r>
           <w:rPr>
             <w:rFonts w:ascii="Arial" w:cs="Arial" w:eastAsia="Arial" w:hAnsi="Arial"/>
@@ -3536,27 +3400,19 @@
       <w:r>
         <w:rPr>
           <w:rFonts w:ascii="Arial" w:cs="Arial" w:eastAsia="Arial" w:hAnsi="Arial"/>
+          <w:b/>
+          <w:bCs/>
           <w:sz w:val="21"/>
           <w:szCs w:val="21"/>
         </w:rPr>
-        <w:t xml:space="preserve"/>
-      </w:r>
-      <w:r>
-        <w:rPr>
-          <w:rFonts w:ascii="Arial" w:cs="Arial" w:eastAsia="Arial" w:hAnsi="Arial"/>
-          <w:b/>
-          <w:bCs/>
+        <w:t xml:space="preserve">Why it helps:</w:t>
+      </w:r>
+      <w:r>
+        <w:rPr>
+          <w:rFonts w:ascii="Arial" w:cs="Arial" w:eastAsia="Arial" w:hAnsi="Arial"/>
           <w:sz w:val="21"/>
           <w:szCs w:val="21"/>
         </w:rPr>
-        <w:t xml:space="preserve">Why it helps:</w:t>
-      </w:r>
-      <w:r>
-        <w:rPr>
-          <w:rFonts w:ascii="Arial" w:cs="Arial" w:eastAsia="Arial" w:hAnsi="Arial"/>
-          <w:sz w:val="21"/>
-          <w:szCs w:val="21"/>
-        </w:rPr>
         <w:t xml:space="preserve"> Link words and idioms are what make written and spoken Italian sound natural.</w:t>
       </w:r>
     </w:p>
@@ -3565,7 +3421,7 @@
         <w:keepNext/>
         <w:spacing w:after="40" w:before="60"/>
       </w:pPr>
-      <w:hyperlink w:history="1" r:id="rId0pw6jn5nedx_0pcaibzap">
+      <w:hyperlink w:history="1" r:id="rId3zeswaoap7gvx72fhybuu">
         <w:r>
           <w:rPr>
             <w:rFonts w:ascii="Arial" w:cs="Arial" w:eastAsia="Arial" w:hAnsi="Arial"/>
@@ -3644,14 +3500,6 @@
                 <w:szCs w:val="21"/>
               </w:rPr>
               <w:t xml:space="preserve">Tip  </w:t>
-            </w:r>
-            <w:r>
-              <w:rPr>
-                <w:rFonts w:ascii="Arial" w:cs="Arial" w:eastAsia="Arial" w:hAnsi="Arial"/>
-                <w:sz w:val="21"/>
-                <w:szCs w:val="21"/>
-              </w:rPr>
-              <w:t xml:space="preserve"/>
             </w:r>
             <w:r>
               <w:rPr>
@@ -3739,7 +3587,7 @@
         <w:keepNext/>
         <w:spacing w:after="40" w:before="60"/>
       </w:pPr>
-      <w:hyperlink w:history="1" r:id="rIdjwjsj4kwhak4kivwxlfn9">
+      <w:hyperlink w:history="1" r:id="rIdlbrhl8ho0cer_myexufsb">
         <w:r>
           <w:rPr>
             <w:rFonts w:ascii="Arial" w:cs="Arial" w:eastAsia="Arial" w:hAnsi="Arial"/>
@@ -3898,14 +3746,6 @@
       <w:pPr>
         <w:spacing w:after="120" w:line="276"/>
       </w:pPr>
-      <w:r>
-        <w:rPr>
-          <w:rFonts w:ascii="Arial" w:cs="Arial" w:eastAsia="Arial" w:hAnsi="Arial"/>
-          <w:sz w:val="21"/>
-          <w:szCs w:val="21"/>
-        </w:rPr>
-        <w:t xml:space="preserve"/>
-      </w:r>
       <w:r>
         <w:rPr>
           <w:rFonts w:ascii="Arial" w:cs="Arial" w:eastAsia="Arial" w:hAnsi="Arial"/>
@@ -4000,14 +3840,6 @@
             <w:r>
               <w:rPr>
                 <w:rFonts w:ascii="Arial" w:cs="Arial" w:eastAsia="Arial" w:hAnsi="Arial"/>
-                <w:sz w:val="21"/>
-                <w:szCs w:val="21"/>
-              </w:rPr>
-              <w:t xml:space="preserve"/>
-            </w:r>
-            <w:r>
-              <w:rPr>
-                <w:rFonts w:ascii="Arial" w:cs="Arial" w:eastAsia="Arial" w:hAnsi="Arial"/>
                 <w:b/>
                 <w:bCs/>
                 <w:sz w:val="21"/>
@@ -4051,14 +3883,6 @@
               </w:rPr>
               <w:t xml:space="preserve">Try a drill before you decide.</w:t>
             </w:r>
-            <w:r>
-              <w:rPr>
-                <w:rFonts w:ascii="Arial" w:cs="Arial" w:eastAsia="Arial" w:hAnsi="Arial"/>
-                <w:sz w:val="21"/>
-                <w:szCs w:val="21"/>
-              </w:rPr>
-              <w:t xml:space="preserve"/>
-            </w:r>
           </w:p>
         </w:tc>
       </w:tr>
@@ -4104,7 +3928,7 @@
         <w:keepNext/>
         <w:spacing w:after="40" w:before="60"/>
       </w:pPr>
-      <w:hyperlink w:history="1" r:id="rIdxjkwhnnnz945um4wmvhst">
+      <w:hyperlink w:history="1" r:id="rIdomk_wlbwc1wcf1qa_t3pk">
         <w:r>
           <w:rPr>
             <w:rFonts w:ascii="Arial" w:cs="Arial" w:eastAsia="Arial" w:hAnsi="Arial"/>
@@ -4338,14 +4162,6 @@
       <w:r>
         <w:rPr>
           <w:rFonts w:ascii="Arial" w:cs="Arial" w:eastAsia="Arial" w:hAnsi="Arial"/>
-          <w:sz w:val="21"/>
-          <w:szCs w:val="21"/>
-        </w:rPr>
-        <w:t xml:space="preserve"/>
-      </w:r>
-      <w:r>
-        <w:rPr>
-          <w:rFonts w:ascii="Arial" w:cs="Arial" w:eastAsia="Arial" w:hAnsi="Arial"/>
           <w:b/>
           <w:bCs/>
           <w:sz w:val="21"/>
@@ -4385,7 +4201,7 @@
         <w:keepNext/>
         <w:spacing w:after="40" w:before="60"/>
       </w:pPr>
-      <w:hyperlink w:history="1" r:id="rIdjajhfhmnqphouxahslpcv">
+      <w:hyperlink w:history="1" r:id="rIdejk3g2ajyd2ri48ldgs1d">
         <w:r>
           <w:rPr>
             <w:rFonts w:ascii="Arial" w:cs="Arial" w:eastAsia="Arial" w:hAnsi="Arial"/>
@@ -4799,14 +4615,6 @@
       <w:r>
         <w:rPr>
           <w:rFonts w:ascii="Arial" w:cs="Arial" w:eastAsia="Arial" w:hAnsi="Arial"/>
-          <w:sz w:val="21"/>
-          <w:szCs w:val="21"/>
-        </w:rPr>
-        <w:t xml:space="preserve"/>
-      </w:r>
-      <w:r>
-        <w:rPr>
-          <w:rFonts w:ascii="Arial" w:cs="Arial" w:eastAsia="Arial" w:hAnsi="Arial"/>
           <w:b/>
           <w:bCs/>
           <w:sz w:val="21"/>
@@ -4846,7 +4654,7 @@
         <w:keepNext/>
         <w:spacing w:after="40" w:before="60"/>
       </w:pPr>
-      <w:hyperlink w:history="1" r:id="rId-s2tmkur6hp1oo7bku7ah">
+      <w:hyperlink w:history="1" r:id="rIdk31opokcq_iqpb9q1m7qz">
         <w:r>
           <w:rPr>
             <w:rFonts w:ascii="Arial" w:cs="Arial" w:eastAsia="Arial" w:hAnsi="Arial"/>
@@ -5008,14 +4816,6 @@
       <w:r>
         <w:rPr>
           <w:rFonts w:ascii="Arial" w:cs="Arial" w:eastAsia="Arial" w:hAnsi="Arial"/>
-          <w:sz w:val="21"/>
-          <w:szCs w:val="21"/>
-        </w:rPr>
-        <w:t xml:space="preserve"/>
-      </w:r>
-      <w:r>
-        <w:rPr>
-          <w:rFonts w:ascii="Arial" w:cs="Arial" w:eastAsia="Arial" w:hAnsi="Arial"/>
           <w:b/>
           <w:bCs/>
           <w:sz w:val="21"/>
@@ -5055,7 +4855,7 @@
         <w:keepNext/>
         <w:spacing w:after="40" w:before="60"/>
       </w:pPr>
-      <w:hyperlink w:history="1" r:id="rIdsmehxzvhqihtbg5awuhuq">
+      <w:hyperlink w:history="1" r:id="rIdp3p29x5tcv22rewu_i6xb">
         <w:r>
           <w:rPr>
             <w:rFonts w:ascii="Arial" w:cs="Arial" w:eastAsia="Arial" w:hAnsi="Arial"/>
@@ -5132,14 +4932,6 @@
       <w:r>
         <w:rPr>
           <w:rFonts w:ascii="Arial" w:cs="Arial" w:eastAsia="Arial" w:hAnsi="Arial"/>
-          <w:sz w:val="22"/>
-          <w:szCs w:val="22"/>
-        </w:rPr>
-        <w:t xml:space="preserve"/>
-      </w:r>
-      <w:r>
-        <w:rPr>
-          <w:rFonts w:ascii="Arial" w:cs="Arial" w:eastAsia="Arial" w:hAnsi="Arial"/>
           <w:b/>
           <w:bCs/>
           <w:sz w:val="22"/>
@@ -5161,7 +4953,7 @@
         <w:keepNext/>
         <w:spacing w:after="40" w:before="60"/>
       </w:pPr>
-      <w:hyperlink w:history="1" r:id="rId1hdpmmqfpc4bq5zsaux7n">
+      <w:hyperlink w:history="1" r:id="rId6zfym364tcvassonp7koh">
         <w:r>
           <w:rPr>
             <w:rFonts w:ascii="Arial" w:cs="Arial" w:eastAsia="Arial" w:hAnsi="Arial"/>
@@ -5285,7 +5077,7 @@
         <w:keepNext/>
         <w:spacing w:after="40" w:before="60"/>
       </w:pPr>
-      <w:hyperlink w:history="1" r:id="rIdm_4ivhesv_qvtkkksuqts">
+      <w:hyperlink w:history="1" r:id="rId771rpezags5ouqdvaqu4b">
         <w:r>
           <w:rPr>
             <w:rFonts w:ascii="Arial" w:cs="Arial" w:eastAsia="Arial" w:hAnsi="Arial"/>
@@ -5663,14 +5455,6 @@
       <w:r>
         <w:rPr>
           <w:rFonts w:ascii="Arial" w:cs="Arial" w:eastAsia="Arial" w:hAnsi="Arial"/>
-          <w:sz w:val="21"/>
-          <w:szCs w:val="21"/>
-        </w:rPr>
-        <w:t xml:space="preserve"/>
-      </w:r>
-      <w:r>
-        <w:rPr>
-          <w:rFonts w:ascii="Arial" w:cs="Arial" w:eastAsia="Arial" w:hAnsi="Arial"/>
           <w:b/>
           <w:bCs/>
           <w:sz w:val="21"/>
@@ -5710,7 +5494,7 @@
         <w:keepNext/>
         <w:spacing w:after="40" w:before="60"/>
       </w:pPr>
-      <w:hyperlink w:history="1" r:id="rIdszvqcngbha-pqj_qa_xxf">
+      <w:hyperlink w:history="1" r:id="rIdputlr2hx1u5vmt9b6rhwm">
         <w:r>
           <w:rPr>
             <w:rFonts w:ascii="Arial" w:cs="Arial" w:eastAsia="Arial" w:hAnsi="Arial"/>
@@ -5919,7 +5703,7 @@
         <w:keepNext/>
         <w:spacing w:after="40" w:before="60"/>
       </w:pPr>
-      <w:hyperlink w:history="1" r:id="rIdmxcfr7xt9z_guz5efd0v1">
+      <w:hyperlink w:history="1" r:id="rIdnbqs3ycbkfyutx8a35qty">
         <w:r>
           <w:rPr>
             <w:rFonts w:ascii="Arial" w:cs="Arial" w:eastAsia="Arial" w:hAnsi="Arial"/>
@@ -6195,14 +5979,20 @@
             <w:pPr>
               <w:spacing w:after="30"/>
             </w:pPr>
-            <w:r>
-              <w:rPr>
-                <w:rFonts w:ascii="Arial" w:cs="Arial" w:eastAsia="Arial" w:hAnsi="Arial"/>
-                <w:sz w:val="20"/>
-                <w:szCs w:val="20"/>
-              </w:rPr>
-              <w:t xml:space="preserve">AP Italian Verbs</w:t>
-            </w:r>
+            <w:hyperlink w:history="1" r:id="rId9jscwupcdnpwgxqsnztpp">
+              <w:r>
+                <w:rPr>
+                  <w:rFonts w:ascii="Arial" w:cs="Arial" w:eastAsia="Arial" w:hAnsi="Arial"/>
+                  <w:b/>
+                  <w:bCs/>
+                  <w:color w:val="0563C1"/>
+                  <w:sz w:val="20"/>
+                  <w:szCs w:val="20"/>
+                  <w:u w:val="single"/>
+                </w:rPr>
+                <w:t xml:space="preserve">AP Italian Verbs</w:t>
+              </w:r>
+            </w:hyperlink>
           </w:p>
         </w:tc>
       </w:tr>
@@ -6293,14 +6083,20 @@
             <w:pPr>
               <w:spacing w:after="30"/>
             </w:pPr>
-            <w:r>
-              <w:rPr>
-                <w:rFonts w:ascii="Arial" w:cs="Arial" w:eastAsia="Arial" w:hAnsi="Arial"/>
-                <w:sz w:val="20"/>
-                <w:szCs w:val="20"/>
-              </w:rPr>
-              <w:t xml:space="preserve">AP French Verbs</w:t>
-            </w:r>
+            <w:hyperlink w:history="1" r:id="rIdhlw6zwff6s9zi5jj5nhe5">
+              <w:r>
+                <w:rPr>
+                  <w:rFonts w:ascii="Arial" w:cs="Arial" w:eastAsia="Arial" w:hAnsi="Arial"/>
+                  <w:b/>
+                  <w:bCs/>
+                  <w:color w:val="0563C1"/>
+                  <w:sz w:val="20"/>
+                  <w:szCs w:val="20"/>
+                  <w:u w:val="single"/>
+                </w:rPr>
+                <w:t xml:space="preserve">AP French Verbs</w:t>
+              </w:r>
+            </w:hyperlink>
           </w:p>
         </w:tc>
       </w:tr>
@@ -6388,14 +6184,20 @@
             <w:pPr>
               <w:spacing w:after="30"/>
             </w:pPr>
-            <w:r>
-              <w:rPr>
-                <w:rFonts w:ascii="Arial" w:cs="Arial" w:eastAsia="Arial" w:hAnsi="Arial"/>
-                <w:sz w:val="20"/>
-                <w:szCs w:val="20"/>
-              </w:rPr>
-              <w:t xml:space="preserve">AP IGCSE Vocab and Gr EWs</w:t>
-            </w:r>
+            <w:hyperlink w:history="1" r:id="rIdqjdohorweajvcqukr8mpt">
+              <w:r>
+                <w:rPr>
+                  <w:rFonts w:ascii="Arial" w:cs="Arial" w:eastAsia="Arial" w:hAnsi="Arial"/>
+                  <w:b/>
+                  <w:bCs/>
+                  <w:color w:val="0563C1"/>
+                  <w:sz w:val="20"/>
+                  <w:szCs w:val="20"/>
+                  <w:u w:val="single"/>
+                </w:rPr>
+                <w:t xml:space="preserve">AP IGCSE Vocab and Gr EWs</w:t>
+              </w:r>
+            </w:hyperlink>
           </w:p>
         </w:tc>
       </w:tr>
@@ -6486,14 +6288,20 @@
             <w:pPr>
               <w:spacing w:after="30"/>
             </w:pPr>
-            <w:r>
-              <w:rPr>
-                <w:rFonts w:ascii="Arial" w:cs="Arial" w:eastAsia="Arial" w:hAnsi="Arial"/>
-                <w:sz w:val="20"/>
-                <w:szCs w:val="20"/>
-              </w:rPr>
-              <w:t xml:space="preserve">AP A Level French VVs &amp; Gr EWs &amp; Translation</w:t>
-            </w:r>
+            <w:hyperlink w:history="1" r:id="rId-v2tuazjtay2ude97rh1w">
+              <w:r>
+                <w:rPr>
+                  <w:rFonts w:ascii="Arial" w:cs="Arial" w:eastAsia="Arial" w:hAnsi="Arial"/>
+                  <w:b/>
+                  <w:bCs/>
+                  <w:color w:val="0563C1"/>
+                  <w:sz w:val="20"/>
+                  <w:szCs w:val="20"/>
+                  <w:u w:val="single"/>
+                </w:rPr>
+                <w:t xml:space="preserve">AP A Level French VVs &amp; Gr EWs &amp; Translation</w:t>
+              </w:r>
+            </w:hyperlink>
           </w:p>
         </w:tc>
       </w:tr>
@@ -6581,14 +6389,20 @@
             <w:pPr>
               <w:spacing w:after="30"/>
             </w:pPr>
-            <w:r>
-              <w:rPr>
-                <w:rFonts w:ascii="Arial" w:cs="Arial" w:eastAsia="Arial" w:hAnsi="Arial"/>
-                <w:sz w:val="20"/>
-                <w:szCs w:val="20"/>
-              </w:rPr>
-              <w:t xml:space="preserve">AP IGCSE Vocab and Gr EWs</w:t>
-            </w:r>
+            <w:hyperlink w:history="1" r:id="rIdmmp6vjby3dwcxt2tojldr">
+              <w:r>
+                <w:rPr>
+                  <w:rFonts w:ascii="Arial" w:cs="Arial" w:eastAsia="Arial" w:hAnsi="Arial"/>
+                  <w:b/>
+                  <w:bCs/>
+                  <w:color w:val="0563C1"/>
+                  <w:sz w:val="20"/>
+                  <w:szCs w:val="20"/>
+                  <w:u w:val="single"/>
+                </w:rPr>
+                <w:t xml:space="preserve">AP IGCSE Vocab and Gr EWs</w:t>
+              </w:r>
+            </w:hyperlink>
           </w:p>
         </w:tc>
       </w:tr>
@@ -6762,14 +6576,6 @@
       <w:r>
         <w:rPr>
           <w:rFonts w:ascii="Arial" w:cs="Arial" w:eastAsia="Arial" w:hAnsi="Arial"/>
-          <w:sz w:val="22"/>
-          <w:szCs w:val="22"/>
-        </w:rPr>
-        <w:t xml:space="preserve"/>
-      </w:r>
-      <w:r>
-        <w:rPr>
-          <w:rFonts w:ascii="Arial" w:cs="Arial" w:eastAsia="Arial" w:hAnsi="Arial"/>
           <w:b/>
           <w:bCs/>
           <w:sz w:val="22"/>
@@ -6978,14 +6784,6 @@
       <w:r>
         <w:rPr>
           <w:rFonts w:ascii="Arial" w:cs="Arial" w:eastAsia="Arial" w:hAnsi="Arial"/>
-          <w:sz w:val="22"/>
-          <w:szCs w:val="22"/>
-        </w:rPr>
-        <w:t xml:space="preserve"/>
-      </w:r>
-      <w:r>
-        <w:rPr>
-          <w:rFonts w:ascii="Arial" w:cs="Arial" w:eastAsia="Arial" w:hAnsi="Arial"/>
           <w:b/>
           <w:bCs/>
           <w:sz w:val="22"/>
@@ -7032,14 +6830,6 @@
       <w:r>
         <w:rPr>
           <w:rFonts w:ascii="Arial" w:cs="Arial" w:eastAsia="Arial" w:hAnsi="Arial"/>
-          <w:sz w:val="22"/>
-          <w:szCs w:val="22"/>
-        </w:rPr>
-        <w:t xml:space="preserve"/>
-      </w:r>
-      <w:r>
-        <w:rPr>
-          <w:rFonts w:ascii="Arial" w:cs="Arial" w:eastAsia="Arial" w:hAnsi="Arial"/>
           <w:b/>
           <w:bCs/>
           <w:sz w:val="22"/>
@@ -7068,14 +6858,6 @@
       <w:r>
         <w:rPr>
           <w:rFonts w:ascii="Arial" w:cs="Arial" w:eastAsia="Arial" w:hAnsi="Arial"/>
-          <w:sz w:val="22"/>
-          <w:szCs w:val="22"/>
-        </w:rPr>
-        <w:t xml:space="preserve"/>
-      </w:r>
-      <w:r>
-        <w:rPr>
-          <w:rFonts w:ascii="Arial" w:cs="Arial" w:eastAsia="Arial" w:hAnsi="Arial"/>
           <w:b/>
           <w:bCs/>
           <w:sz w:val="22"/>
@@ -7158,14 +6940,6 @@
       <w:r>
         <w:rPr>
           <w:rFonts w:ascii="Arial" w:cs="Arial" w:eastAsia="Arial" w:hAnsi="Arial"/>
-          <w:sz w:val="22"/>
-          <w:szCs w:val="22"/>
-        </w:rPr>
-        <w:t xml:space="preserve"/>
-      </w:r>
-      <w:r>
-        <w:rPr>
-          <w:rFonts w:ascii="Arial" w:cs="Arial" w:eastAsia="Arial" w:hAnsi="Arial"/>
           <w:b/>
           <w:bCs/>
           <w:sz w:val="22"/>
@@ -7248,14 +7022,6 @@
       <w:r>
         <w:rPr>
           <w:rFonts w:ascii="Arial" w:cs="Arial" w:eastAsia="Arial" w:hAnsi="Arial"/>
-          <w:sz w:val="22"/>
-          <w:szCs w:val="22"/>
-        </w:rPr>
-        <w:t xml:space="preserve"/>
-      </w:r>
-      <w:r>
-        <w:rPr>
-          <w:rFonts w:ascii="Arial" w:cs="Arial" w:eastAsia="Arial" w:hAnsi="Arial"/>
           <w:b/>
           <w:bCs/>
           <w:sz w:val="22"/>
@@ -7313,7 +7079,7 @@
         <w:keepNext/>
         <w:spacing w:after="40" w:before="60"/>
       </w:pPr>
-      <w:hyperlink w:history="1" r:id="rIduxx_issgp-aedb6asa47x">
+      <w:hyperlink w:history="1" r:id="rIddfngbhxveq6fg-9rhkosz">
         <w:r>
           <w:rPr>
             <w:rFonts w:ascii="Arial" w:cs="Arial" w:eastAsia="Arial" w:hAnsi="Arial"/>
@@ -7347,7 +7113,7 @@
         <w:keepNext/>
         <w:spacing w:after="40" w:before="60"/>
       </w:pPr>
-      <w:hyperlink w:history="1" r:id="rIdjjpr7l2vfdi-yiuv8mznw">
+      <w:hyperlink w:history="1" r:id="rIdtviccugl736f1-q_foqe-">
         <w:r>
           <w:rPr>
             <w:rFonts w:ascii="Arial" w:cs="Arial" w:eastAsia="Arial" w:hAnsi="Arial"/>
@@ -7381,7 +7147,7 @@
         <w:keepNext/>
         <w:spacing w:after="40" w:before="60"/>
       </w:pPr>
-      <w:hyperlink w:history="1" r:id="rId6028gs9prpri8rvonmxau">
+      <w:hyperlink w:history="1" r:id="rIdji4wiicjlhwduu9hnxer9">
         <w:r>
           <w:rPr>
             <w:rFonts w:ascii="Arial" w:cs="Arial" w:eastAsia="Arial" w:hAnsi="Arial"/>
@@ -7415,7 +7181,7 @@
         <w:keepNext/>
         <w:spacing w:after="40" w:before="60"/>
       </w:pPr>
-      <w:hyperlink w:history="1" r:id="rIdubwg8csdb_kz_vm4kzsg5">
+      <w:hyperlink w:history="1" r:id="rId92p0v0hutfbw9jem1ofxd">
         <w:r>
           <w:rPr>
             <w:rFonts w:ascii="Arial" w:cs="Arial" w:eastAsia="Arial" w:hAnsi="Arial"/>
@@ -7449,7 +7215,7 @@
         <w:keepNext/>
         <w:spacing w:after="40" w:before="60"/>
       </w:pPr>
-      <w:hyperlink w:history="1" r:id="rId-juppgkvusxld9mjefuz8">
+      <w:hyperlink w:history="1" r:id="rIdkiul0z8jaft5zjjotd4e9">
         <w:r>
           <w:rPr>
             <w:rFonts w:ascii="Arial" w:cs="Arial" w:eastAsia="Arial" w:hAnsi="Arial"/>
@@ -7483,7 +7249,7 @@
         <w:keepNext/>
         <w:spacing w:after="40" w:before="60"/>
       </w:pPr>
-      <w:hyperlink w:history="1" r:id="rIdpvuoqm2ymeij5elwxir9h">
+      <w:hyperlink w:history="1" r:id="rIdgvnedbjhyyg1iyi_emrok">
         <w:r>
           <w:rPr>
             <w:rFonts w:ascii="Arial" w:cs="Arial" w:eastAsia="Arial" w:hAnsi="Arial"/>
@@ -7517,7 +7283,7 @@
         <w:keepNext/>
         <w:spacing w:after="40" w:before="60"/>
       </w:pPr>
-      <w:hyperlink w:history="1" r:id="rIdigeasusgbbqsv3qgbwnti">
+      <w:hyperlink w:history="1" r:id="rIdratzeklqmto4fex9onfsh">
         <w:r>
           <w:rPr>
             <w:rFonts w:ascii="Arial" w:cs="Arial" w:eastAsia="Arial" w:hAnsi="Arial"/>
@@ -7551,7 +7317,7 @@
         <w:keepNext/>
         <w:spacing w:after="40" w:before="60"/>
       </w:pPr>
-      <w:hyperlink w:history="1" r:id="rId7kjebxhg_f61bvakhathy">
+      <w:hyperlink w:history="1" r:id="rIdyg9jjkto8bun6jznojnxy">
         <w:r>
           <w:rPr>
             <w:rFonts w:ascii="Arial" w:cs="Arial" w:eastAsia="Arial" w:hAnsi="Arial"/>
@@ -7585,7 +7351,7 @@
         <w:keepNext/>
         <w:spacing w:after="40" w:before="60"/>
       </w:pPr>
-      <w:hyperlink w:history="1" r:id="rId6bdjexwhqyzp_mwyk-sey">
+      <w:hyperlink w:history="1" r:id="rIdewsmk8dv0jgiivdmmqcsu">
         <w:r>
           <w:rPr>
             <w:rFonts w:ascii="Arial" w:cs="Arial" w:eastAsia="Arial" w:hAnsi="Arial"/>
@@ -7644,14 +7410,6 @@
       <w:r>
         <w:rPr>
           <w:rFonts w:ascii="Arial" w:cs="Arial" w:eastAsia="Arial" w:hAnsi="Arial"/>
-          <w:sz w:val="22"/>
-          <w:szCs w:val="22"/>
-        </w:rPr>
-        <w:t xml:space="preserve"/>
-      </w:r>
-      <w:r>
-        <w:rPr>
-          <w:rFonts w:ascii="Arial" w:cs="Arial" w:eastAsia="Arial" w:hAnsi="Arial"/>
           <w:b/>
           <w:bCs/>
           <w:sz w:val="22"/>
@@ -7680,14 +7438,6 @@
       <w:r>
         <w:rPr>
           <w:rFonts w:ascii="Arial" w:cs="Arial" w:eastAsia="Arial" w:hAnsi="Arial"/>
-          <w:sz w:val="22"/>
-          <w:szCs w:val="22"/>
-        </w:rPr>
-        <w:t xml:space="preserve"/>
-      </w:r>
-      <w:r>
-        <w:rPr>
-          <w:rFonts w:ascii="Arial" w:cs="Arial" w:eastAsia="Arial" w:hAnsi="Arial"/>
           <w:b/>
           <w:bCs/>
           <w:sz w:val="22"/>
@@ -7716,14 +7466,6 @@
       <w:r>
         <w:rPr>
           <w:rFonts w:ascii="Arial" w:cs="Arial" w:eastAsia="Arial" w:hAnsi="Arial"/>
-          <w:sz w:val="22"/>
-          <w:szCs w:val="22"/>
-        </w:rPr>
-        <w:t xml:space="preserve"/>
-      </w:r>
-      <w:r>
-        <w:rPr>
-          <w:rFonts w:ascii="Arial" w:cs="Arial" w:eastAsia="Arial" w:hAnsi="Arial"/>
           <w:b/>
           <w:bCs/>
           <w:sz w:val="22"/>
@@ -7752,14 +7494,6 @@
       <w:r>
         <w:rPr>
           <w:rFonts w:ascii="Arial" w:cs="Arial" w:eastAsia="Arial" w:hAnsi="Arial"/>
-          <w:sz w:val="22"/>
-          <w:szCs w:val="22"/>
-        </w:rPr>
-        <w:t xml:space="preserve"/>
-      </w:r>
-      <w:r>
-        <w:rPr>
-          <w:rFonts w:ascii="Arial" w:cs="Arial" w:eastAsia="Arial" w:hAnsi="Arial"/>
           <w:b/>
           <w:bCs/>
           <w:sz w:val="22"/>
@@ -7785,14 +7519,6 @@
         </w:numPr>
         <w:spacing w:after="60" w:line="276"/>
       </w:pPr>
-      <w:r>
-        <w:rPr>
-          <w:rFonts w:ascii="Arial" w:cs="Arial" w:eastAsia="Arial" w:hAnsi="Arial"/>
-          <w:sz w:val="22"/>
-          <w:szCs w:val="22"/>
-        </w:rPr>
-        <w:t xml:space="preserve"/>
-      </w:r>
       <w:r>
         <w:rPr>
           <w:rFonts w:ascii="Arial" w:cs="Arial" w:eastAsia="Arial" w:hAnsi="Arial"/>

--- a/Word documents/Olly_French_Italian_Guide.docx
+++ b/Word documents/Olly_French_Italian_Guide.docx
@@ -323,7 +323,7 @@
             <w:szCs w:val="24"/>
             <w:u w:val="single"/>
           </w:rPr>
-          <w:t xml:space="preserve">▶ Open AP Italian Verbs</w:t>
+          <w:t xml:space="preserve">▶ Open Birley Italian Verbs</w:t>
         </w:r>
       </w:hyperlink>
     </w:p>
@@ -338,7 +338,7 @@
           <w:sz w:val="15"/>
           <w:szCs w:val="15"/>
         </w:rPr>
-        <w:t xml:space="preserve">https://apowles.github.io/AP/AP%20Italian%20Verbs.html</w:t>
+        <w:t xml:space="preserve">https://apowles.github.io/AP/Birley%20Italian%20Verbs.html</w:t>
       </w:r>
     </w:p>
     <w:p>
@@ -625,7 +625,7 @@
             <w:szCs w:val="24"/>
             <w:u w:val="single"/>
           </w:rPr>
-          <w:t xml:space="preserve">▶ Open AP French Verbs</w:t>
+          <w:t xml:space="preserve">▶ Open Birley French Verbs</w:t>
         </w:r>
       </w:hyperlink>
     </w:p>
@@ -640,7 +640,7 @@
           <w:sz w:val="15"/>
           <w:szCs w:val="15"/>
         </w:rPr>
-        <w:t xml:space="preserve">https://apowles.github.io/AP/AP%20French%20Verbs.html</w:t>
+        <w:t xml:space="preserve">https://apowles.github.io/AP/Birley%20French%20Verbs.html</w:t>
       </w:r>
     </w:p>
     <w:p>
@@ -855,7 +855,7 @@
             <w:szCs w:val="24"/>
             <w:u w:val="single"/>
           </w:rPr>
-          <w:t xml:space="preserve">▶ Open AP IGCSE Vocab and Gr EWs (then press 📘 Gr EWs, then 🇮🇹 Italian)</w:t>
+          <w:t xml:space="preserve">▶ Open Birley IGCSE Vocab and Gr EWs (then press 📘 Gr EWs, then 🇮🇹 Italian)</w:t>
         </w:r>
       </w:hyperlink>
     </w:p>
@@ -870,7 +870,7 @@
           <w:sz w:val="15"/>
           <w:szCs w:val="15"/>
         </w:rPr>
-        <w:t xml:space="preserve">https://apowles.github.io/AP/AP%20IGCSE%20Vocab%20and%20Gr%20EWs.html</w:t>
+        <w:t xml:space="preserve">https://apowles.github.io/AP/Birley%20IGCSE%20Vocab%20and%20Gr%20EWs.html</w:t>
       </w:r>
     </w:p>
     <w:p>
@@ -1543,7 +1543,7 @@
             <w:szCs w:val="24"/>
             <w:u w:val="single"/>
           </w:rPr>
-          <w:t xml:space="preserve">▶ Open AP Italian Verbs</w:t>
+          <w:t xml:space="preserve">▶ Open Birley Italian Verbs</w:t>
         </w:r>
       </w:hyperlink>
     </w:p>
@@ -1558,7 +1558,7 @@
           <w:sz w:val="15"/>
           <w:szCs w:val="15"/>
         </w:rPr>
-        <w:t xml:space="preserve">https://apowles.github.io/AP/AP%20Italian%20Verbs.html</w:t>
+        <w:t xml:space="preserve">https://apowles.github.io/AP/Birley%20Italian%20Verbs.html</w:t>
       </w:r>
     </w:p>
     <w:p>
@@ -1872,7 +1872,7 @@
             <w:szCs w:val="24"/>
             <w:u w:val="single"/>
           </w:rPr>
-          <w:t xml:space="preserve">▶ Open AP IGCSE Vocab and Gr EWs</w:t>
+          <w:t xml:space="preserve">▶ Open Birley IGCSE Vocab and Gr EWs</w:t>
         </w:r>
       </w:hyperlink>
     </w:p>
@@ -1887,7 +1887,7 @@
           <w:sz w:val="15"/>
           <w:szCs w:val="15"/>
         </w:rPr>
-        <w:t xml:space="preserve">https://apowles.github.io/AP/AP%20IGCSE%20Vocab%20and%20Gr%20EWs.html</w:t>
+        <w:t xml:space="preserve">https://apowles.github.io/AP/Birley%20IGCSE%20Vocab%20and%20Gr%20EWs.html</w:t>
       </w:r>
     </w:p>
     <w:p>
@@ -2631,7 +2631,7 @@
             <w:szCs w:val="24"/>
             <w:u w:val="single"/>
           </w:rPr>
-          <w:t xml:space="preserve">▶ Open AP IGCSE Vocab and Gr EWs</w:t>
+          <w:t xml:space="preserve">▶ Open Birley IGCSE Vocab and Gr EWs</w:t>
         </w:r>
       </w:hyperlink>
     </w:p>
@@ -2646,7 +2646,7 @@
           <w:sz w:val="15"/>
           <w:szCs w:val="15"/>
         </w:rPr>
-        <w:t xml:space="preserve">https://apowles.github.io/AP/AP%20IGCSE%20Vocab%20and%20Gr%20EWs.html</w:t>
+        <w:t xml:space="preserve">https://apowles.github.io/AP/Birley%20IGCSE%20Vocab%20and%20Gr%20EWs.html</w:t>
       </w:r>
     </w:p>
     <w:p>
@@ -2976,7 +2976,7 @@
             <w:szCs w:val="24"/>
             <w:u w:val="single"/>
           </w:rPr>
-          <w:t xml:space="preserve">▶ Open AP IGCSE Structures &amp; Oral</w:t>
+          <w:t xml:space="preserve">▶ Open Birley IGCSE Structures &amp; Oral</w:t>
         </w:r>
       </w:hyperlink>
     </w:p>
@@ -2991,7 +2991,7 @@
           <w:sz w:val="15"/>
           <w:szCs w:val="15"/>
         </w:rPr>
-        <w:t xml:space="preserve">https://apowles.github.io/AP/AP%20IGCSE%20AP%20Structures%20%26%20Oral%20and%20Writing%20Practice.html</w:t>
+        <w:t xml:space="preserve">https://apowles.github.io/AP/Birley%20IGCSE%20Structures%20%26%20Oral%20and%20Writing%20Practice.html</w:t>
       </w:r>
     </w:p>
     <w:p>
@@ -3231,7 +3231,7 @@
             <w:szCs w:val="24"/>
             <w:u w:val="single"/>
           </w:rPr>
-          <w:t xml:space="preserve">▶ Open AP A Level Oral Phrase Bank</w:t>
+          <w:t xml:space="preserve">▶ Open Birley A Level Oral Phrase Bank</w:t>
         </w:r>
       </w:hyperlink>
     </w:p>
@@ -3246,7 +3246,7 @@
           <w:sz w:val="15"/>
           <w:szCs w:val="15"/>
         </w:rPr>
-        <w:t xml:space="preserve">https://apowles.github.io/AP/AP%20A%20Level%20Oral%20Phrase%20Bank.html</w:t>
+        <w:t xml:space="preserve">https://apowles.github.io/AP/Birley%20A%20Level%20Oral%20Phrase%20Bank.html</w:t>
       </w:r>
     </w:p>
     <w:p>
@@ -3382,7 +3382,7 @@
           <w:sz w:val="22"/>
           <w:szCs w:val="22"/>
         </w:rPr>
-        <w:t xml:space="preserve">AP Essential Phrases</w:t>
+        <w:t xml:space="preserve">Birley Essential Phrases</w:t>
       </w:r>
       <w:r>
         <w:rPr>
@@ -3432,7 +3432,7 @@
             <w:szCs w:val="24"/>
             <w:u w:val="single"/>
           </w:rPr>
-          <w:t xml:space="preserve">▶ Open AP Essential Phrases</w:t>
+          <w:t xml:space="preserve">▶ Open Birley Essential Phrases</w:t>
         </w:r>
       </w:hyperlink>
     </w:p>
@@ -3447,7 +3447,7 @@
           <w:sz w:val="15"/>
           <w:szCs w:val="15"/>
         </w:rPr>
-        <w:t xml:space="preserve">https://apowles.github.io/AP/AP%20Gen%20Essential%20Phrases.html</w:t>
+        <w:t xml:space="preserve">https://apowles.github.io/AP/Birley%20Gen%20Essential%20Phrases.html</w:t>
       </w:r>
     </w:p>
     <w:tbl>
@@ -3598,7 +3598,7 @@
             <w:szCs w:val="24"/>
             <w:u w:val="single"/>
           </w:rPr>
-          <w:t xml:space="preserve">▶ Open AP IGCSE Italian Listening</w:t>
+          <w:t xml:space="preserve">▶ Open Birley IGCSE Italian Listening</w:t>
         </w:r>
       </w:hyperlink>
     </w:p>
@@ -3613,7 +3613,7 @@
           <w:sz w:val="15"/>
           <w:szCs w:val="15"/>
         </w:rPr>
-        <w:t xml:space="preserve">https://apowles.github.io/AP/AP%20IGCSE%20Italian%20Listening.html</w:t>
+        <w:t xml:space="preserve">https://apowles.github.io/AP/Birley%20IGCSE%20Italian%20Listening.html</w:t>
       </w:r>
     </w:p>
     <w:p>
@@ -3641,7 +3641,7 @@
           <w:sz w:val="22"/>
           <w:szCs w:val="22"/>
         </w:rPr>
-        <w:t xml:space="preserve">AP IGCSE Italian Listening</w:t>
+        <w:t xml:space="preserve">Birley IGCSE Italian Listening</w:t>
       </w:r>
       <w:r>
         <w:rPr>
@@ -3731,7 +3731,7 @@
           <w:sz w:val="22"/>
           <w:szCs w:val="22"/>
         </w:rPr>
-        <w:t xml:space="preserve">AP IGCSE Vocab and Gr EWs</w:t>
+        <w:t xml:space="preserve">Birley IGCSE Vocab and Gr EWs</w:t>
       </w:r>
       <w:r>
         <w:rPr>
@@ -3939,7 +3939,7 @@
             <w:szCs w:val="24"/>
             <w:u w:val="single"/>
           </w:rPr>
-          <w:t xml:space="preserve">▶ Open AP French Verbs</w:t>
+          <w:t xml:space="preserve">▶ Open Birley French Verbs</w:t>
         </w:r>
       </w:hyperlink>
     </w:p>
@@ -3954,7 +3954,7 @@
           <w:sz w:val="15"/>
           <w:szCs w:val="15"/>
         </w:rPr>
-        <w:t xml:space="preserve">https://apowles.github.io/AP/AP%20French%20Verbs.html</w:t>
+        <w:t xml:space="preserve">https://apowles.github.io/AP/Birley%20French%20Verbs.html</w:t>
       </w:r>
     </w:p>
     <w:p>
@@ -4212,7 +4212,7 @@
             <w:szCs w:val="24"/>
             <w:u w:val="single"/>
           </w:rPr>
-          <w:t xml:space="preserve">▶ Open AP A Level French VVs &amp; Gr EWs &amp; Translation</w:t>
+          <w:t xml:space="preserve">▶ Open Birley A Level French VVs &amp; Gr EWs &amp; Translation</w:t>
         </w:r>
       </w:hyperlink>
     </w:p>
@@ -4227,7 +4227,7 @@
           <w:sz w:val="15"/>
           <w:szCs w:val="15"/>
         </w:rPr>
-        <w:t xml:space="preserve">https://apowles.github.io/AP/AP%20A%20Level%20French%20VVs%20%26%20Gr%20EWs%20%26%20Grammar%20Translation%20Practice%20and%20Drills.html</w:t>
+        <w:t xml:space="preserve">https://apowles.github.io/AP/Birley%20A%20Level%20French%20VVs%20%26%20Gr%20EWs%20%26%20Grammar%20Translation%20Practice%20and%20Drills.html</w:t>
       </w:r>
     </w:p>
     <w:p>
@@ -4665,7 +4665,7 @@
             <w:szCs w:val="24"/>
             <w:u w:val="single"/>
           </w:rPr>
-          <w:t xml:space="preserve">▶ Open AP A Level French VVs &amp; Gr EWs &amp; Translation</w:t>
+          <w:t xml:space="preserve">▶ Open Birley A Level French VVs &amp; Gr EWs &amp; Translation</w:t>
         </w:r>
       </w:hyperlink>
     </w:p>
@@ -4680,7 +4680,7 @@
           <w:sz w:val="15"/>
           <w:szCs w:val="15"/>
         </w:rPr>
-        <w:t xml:space="preserve">https://apowles.github.io/AP/AP%20A%20Level%20French%20VVs%20%26%20Gr%20EWs%20%26%20Grammar%20Translation%20Practice%20and%20Drills.html</w:t>
+        <w:t xml:space="preserve">https://apowles.github.io/AP/Birley%20A%20Level%20French%20VVs%20%26%20Gr%20EWs%20%26%20Grammar%20Translation%20Practice%20and%20Drills.html</w:t>
       </w:r>
     </w:p>
     <w:p>
@@ -4866,7 +4866,7 @@
             <w:szCs w:val="24"/>
             <w:u w:val="single"/>
           </w:rPr>
-          <w:t xml:space="preserve">▶ Open AP A Level French VVs &amp; Gr EWs &amp; Translation</w:t>
+          <w:t xml:space="preserve">▶ Open Birley A Level French VVs &amp; Gr EWs &amp; Translation</w:t>
         </w:r>
       </w:hyperlink>
     </w:p>
@@ -4881,7 +4881,7 @@
           <w:sz w:val="15"/>
           <w:szCs w:val="15"/>
         </w:rPr>
-        <w:t xml:space="preserve">https://apowles.github.io/AP/AP%20A%20Level%20French%20VVs%20%26%20Gr%20EWs%20%26%20Grammar%20Translation%20Practice%20and%20Drills.html</w:t>
+        <w:t xml:space="preserve">https://apowles.github.io/AP/Birley%20A%20Level%20French%20VVs%20%26%20Gr%20EWs%20%26%20Grammar%20Translation%20Practice%20and%20Drills.html</w:t>
       </w:r>
     </w:p>
     <w:p>
@@ -4964,7 +4964,7 @@
             <w:szCs w:val="24"/>
             <w:u w:val="single"/>
           </w:rPr>
-          <w:t xml:space="preserve">▶ Open AP IGCSE Vocab and Gr EWs (French vocab and GCSE grammar)</w:t>
+          <w:t xml:space="preserve">▶ Open Birley IGCSE Vocab and Gr EWs (French vocab and GCSE grammar)</w:t>
         </w:r>
       </w:hyperlink>
     </w:p>
@@ -4979,7 +4979,7 @@
           <w:sz w:val="15"/>
           <w:szCs w:val="15"/>
         </w:rPr>
-        <w:t xml:space="preserve">https://apowles.github.io/AP/AP%20IGCSE%20Vocab%20and%20Gr%20EWs.html</w:t>
+        <w:t xml:space="preserve">https://apowles.github.io/AP/Birley%20IGCSE%20Vocab%20and%20Gr%20EWs.html</w:t>
       </w:r>
     </w:p>
     <w:p>
@@ -5088,7 +5088,7 @@
             <w:szCs w:val="24"/>
             <w:u w:val="single"/>
           </w:rPr>
-          <w:t xml:space="preserve">▶ Open AP A Level French Oral Topics &amp; Paper 1</w:t>
+          <w:t xml:space="preserve">▶ Open Birley A Level French Oral Topics &amp; Paper 1</w:t>
         </w:r>
       </w:hyperlink>
     </w:p>
@@ -5103,7 +5103,7 @@
           <w:sz w:val="15"/>
           <w:szCs w:val="15"/>
         </w:rPr>
-        <w:t xml:space="preserve">https://apowles.github.io/AP/AP%20A%20Level%20French%20Oral%20Topics%20%26%20Paper%201%20Practice.html</w:t>
+        <w:t xml:space="preserve">https://apowles.github.io/AP/Birley%20A%20Level%20French%20Oral%20Topics%20%26%20Paper%201%20Practice.html</w:t>
       </w:r>
     </w:p>
     <w:p>
@@ -5505,7 +5505,7 @@
             <w:szCs w:val="24"/>
             <w:u w:val="single"/>
           </w:rPr>
-          <w:t xml:space="preserve">▶ Open AP A Level Oral Phrase Bank</w:t>
+          <w:t xml:space="preserve">▶ Open Birley A Level Oral Phrase Bank</w:t>
         </w:r>
       </w:hyperlink>
     </w:p>
@@ -5520,7 +5520,7 @@
           <w:sz w:val="15"/>
           <w:szCs w:val="15"/>
         </w:rPr>
-        <w:t xml:space="preserve">https://apowles.github.io/AP/AP%20A%20Level%20Oral%20Phrase%20Bank.html</w:t>
+        <w:t xml:space="preserve">https://apowles.github.io/AP/Birley%20A%20Level%20Oral%20Phrase%20Bank.html</w:t>
       </w:r>
     </w:p>
     <w:p>
@@ -5602,7 +5602,7 @@
           <w:sz w:val="22"/>
           <w:szCs w:val="22"/>
         </w:rPr>
-        <w:t xml:space="preserve">AP Essential Phrases</w:t>
+        <w:t xml:space="preserve">Birley Essential Phrases</w:t>
       </w:r>
       <w:r>
         <w:rPr>
@@ -5729,7 +5729,7 @@
           <w:sz w:val="15"/>
           <w:szCs w:val="15"/>
         </w:rPr>
-        <w:t xml:space="preserve">https://apowles.github.io/AP/AP%20A%20Level%20French%20VVs%20%26%20Gr%20EWs%20%26%20Grammar%20Translation%20Practice%20and%20Drills.html</w:t>
+        <w:t xml:space="preserve">https://apowles.github.io/AP/Birley%20A%20Level%20French%20VVs%20%26%20Gr%20EWs%20%26%20Grammar%20Translation%20Practice%20and%20Drills.html</w:t>
       </w:r>
     </w:p>
     <w:p>
@@ -5990,7 +5990,7 @@
                   <w:szCs w:val="20"/>
                   <w:u w:val="single"/>
                 </w:rPr>
-                <w:t xml:space="preserve">AP Italian Verbs</w:t>
+                <w:t xml:space="preserve">Birley Italian Verbs</w:t>
               </w:r>
             </w:hyperlink>
           </w:p>
@@ -6094,7 +6094,7 @@
                   <w:szCs w:val="20"/>
                   <w:u w:val="single"/>
                 </w:rPr>
-                <w:t xml:space="preserve">AP French Verbs</w:t>
+                <w:t xml:space="preserve">Birley French Verbs</w:t>
               </w:r>
             </w:hyperlink>
           </w:p>
@@ -6195,7 +6195,7 @@
                   <w:szCs w:val="20"/>
                   <w:u w:val="single"/>
                 </w:rPr>
-                <w:t xml:space="preserve">AP IGCSE Vocab and Gr EWs</w:t>
+                <w:t xml:space="preserve">Birley IGCSE Vocab and Gr EWs</w:t>
               </w:r>
             </w:hyperlink>
           </w:p>
@@ -6299,7 +6299,7 @@
                   <w:szCs w:val="20"/>
                   <w:u w:val="single"/>
                 </w:rPr>
-                <w:t xml:space="preserve">AP A Level French VVs &amp; Gr EWs &amp; Translation</w:t>
+                <w:t xml:space="preserve">Birley A Level French VVs &amp; Gr EWs &amp; Translation</w:t>
               </w:r>
             </w:hyperlink>
           </w:p>
@@ -6400,7 +6400,7 @@
                   <w:szCs w:val="20"/>
                   <w:u w:val="single"/>
                 </w:rPr>
-                <w:t xml:space="preserve">AP IGCSE Vocab and Gr EWs</w:t>
+                <w:t xml:space="preserve">Birley IGCSE Vocab and Gr EWs</w:t>
               </w:r>
             </w:hyperlink>
           </w:p>
@@ -7090,7 +7090,7 @@
             <w:szCs w:val="24"/>
             <w:u w:val="single"/>
           </w:rPr>
-          <w:t xml:space="preserve">▶ Open AP Italian Verbs</w:t>
+          <w:t xml:space="preserve">▶ Open Birley Italian Verbs</w:t>
         </w:r>
       </w:hyperlink>
     </w:p>
@@ -7105,7 +7105,7 @@
           <w:sz w:val="15"/>
           <w:szCs w:val="15"/>
         </w:rPr>
-        <w:t xml:space="preserve">https://apowles.github.io/AP/AP%20Italian%20Verbs.html</w:t>
+        <w:t xml:space="preserve">https://apowles.github.io/AP/Birley%20Italian%20Verbs.html</w:t>
       </w:r>
     </w:p>
     <w:p>
@@ -7124,7 +7124,7 @@
             <w:szCs w:val="24"/>
             <w:u w:val="single"/>
           </w:rPr>
-          <w:t xml:space="preserve">▶ Open AP French Verbs</w:t>
+          <w:t xml:space="preserve">▶ Open Birley French Verbs</w:t>
         </w:r>
       </w:hyperlink>
     </w:p>
@@ -7139,7 +7139,7 @@
           <w:sz w:val="15"/>
           <w:szCs w:val="15"/>
         </w:rPr>
-        <w:t xml:space="preserve">https://apowles.github.io/AP/AP%20French%20Verbs.html</w:t>
+        <w:t xml:space="preserve">https://apowles.github.io/AP/Birley%20French%20Verbs.html</w:t>
       </w:r>
     </w:p>
     <w:p>
@@ -7158,7 +7158,7 @@
             <w:szCs w:val="24"/>
             <w:u w:val="single"/>
           </w:rPr>
-          <w:t xml:space="preserve">▶ Open AP IGCSE Vocab and Gr EWs</w:t>
+          <w:t xml:space="preserve">▶ Open Birley IGCSE Vocab and Gr EWs</w:t>
         </w:r>
       </w:hyperlink>
     </w:p>
@@ -7173,7 +7173,7 @@
           <w:sz w:val="15"/>
           <w:szCs w:val="15"/>
         </w:rPr>
-        <w:t xml:space="preserve">https://apowles.github.io/AP/AP%20IGCSE%20Vocab%20and%20Gr%20EWs.html</w:t>
+        <w:t xml:space="preserve">https://apowles.github.io/AP/Birley%20IGCSE%20Vocab%20and%20Gr%20EWs.html</w:t>
       </w:r>
     </w:p>
     <w:p>
@@ -7192,7 +7192,7 @@
             <w:szCs w:val="24"/>
             <w:u w:val="single"/>
           </w:rPr>
-          <w:t xml:space="preserve">▶ Open AP IGCSE Structures &amp; Oral</w:t>
+          <w:t xml:space="preserve">▶ Open Birley IGCSE Structures &amp; Oral</w:t>
         </w:r>
       </w:hyperlink>
     </w:p>
@@ -7207,7 +7207,7 @@
           <w:sz w:val="15"/>
           <w:szCs w:val="15"/>
         </w:rPr>
-        <w:t xml:space="preserve">https://apowles.github.io/AP/AP%20IGCSE%20AP%20Structures%20%26%20Oral%20and%20Writing%20Practice.html</w:t>
+        <w:t xml:space="preserve">https://apowles.github.io/AP/Birley%20IGCSE%20Structures%20%26%20Oral%20and%20Writing%20Practice.html</w:t>
       </w:r>
     </w:p>
     <w:p>
@@ -7226,7 +7226,7 @@
             <w:szCs w:val="24"/>
             <w:u w:val="single"/>
           </w:rPr>
-          <w:t xml:space="preserve">▶ Open AP A Level Oral Phrase Bank</w:t>
+          <w:t xml:space="preserve">▶ Open Birley A Level Oral Phrase Bank</w:t>
         </w:r>
       </w:hyperlink>
     </w:p>
@@ -7241,7 +7241,7 @@
           <w:sz w:val="15"/>
           <w:szCs w:val="15"/>
         </w:rPr>
-        <w:t xml:space="preserve">https://apowles.github.io/AP/AP%20A%20Level%20Oral%20Phrase%20Bank.html</w:t>
+        <w:t xml:space="preserve">https://apowles.github.io/AP/Birley%20A%20Level%20Oral%20Phrase%20Bank.html</w:t>
       </w:r>
     </w:p>
     <w:p>
@@ -7260,7 +7260,7 @@
             <w:szCs w:val="24"/>
             <w:u w:val="single"/>
           </w:rPr>
-          <w:t xml:space="preserve">▶ Open AP Essential Phrases</w:t>
+          <w:t xml:space="preserve">▶ Open Birley Essential Phrases</w:t>
         </w:r>
       </w:hyperlink>
     </w:p>
@@ -7275,7 +7275,7 @@
           <w:sz w:val="15"/>
           <w:szCs w:val="15"/>
         </w:rPr>
-        <w:t xml:space="preserve">https://apowles.github.io/AP/AP%20Gen%20Essential%20Phrases.html</w:t>
+        <w:t xml:space="preserve">https://apowles.github.io/AP/Birley%20Gen%20Essential%20Phrases.html</w:t>
       </w:r>
     </w:p>
     <w:p>
@@ -7294,7 +7294,7 @@
             <w:szCs w:val="24"/>
             <w:u w:val="single"/>
           </w:rPr>
-          <w:t xml:space="preserve">▶ Open AP A Level French VVs &amp; Gr EWs &amp; Translation</w:t>
+          <w:t xml:space="preserve">▶ Open Birley A Level French VVs &amp; Gr EWs &amp; Translation</w:t>
         </w:r>
       </w:hyperlink>
     </w:p>
@@ -7309,7 +7309,7 @@
           <w:sz w:val="15"/>
           <w:szCs w:val="15"/>
         </w:rPr>
-        <w:t xml:space="preserve">https://apowles.github.io/AP/AP%20A%20Level%20French%20VVs%20%26%20Gr%20EWs%20%26%20Grammar%20Translation%20Practice%20and%20Drills.html</w:t>
+        <w:t xml:space="preserve">https://apowles.github.io/AP/Birley%20A%20Level%20French%20VVs%20%26%20Gr%20EWs%20%26%20Grammar%20Translation%20Practice%20and%20Drills.html</w:t>
       </w:r>
     </w:p>
     <w:p>
@@ -7328,7 +7328,7 @@
             <w:szCs w:val="24"/>
             <w:u w:val="single"/>
           </w:rPr>
-          <w:t xml:space="preserve">▶ Open AP A Level French Oral Topics &amp; Paper 1</w:t>
+          <w:t xml:space="preserve">▶ Open Birley A Level French Oral Topics &amp; Paper 1</w:t>
         </w:r>
       </w:hyperlink>
     </w:p>
@@ -7343,7 +7343,7 @@
           <w:sz w:val="15"/>
           <w:szCs w:val="15"/>
         </w:rPr>
-        <w:t xml:space="preserve">https://apowles.github.io/AP/AP%20A%20Level%20French%20Oral%20Topics%20%26%20Paper%201%20Practice.html</w:t>
+        <w:t xml:space="preserve">https://apowles.github.io/AP/Birley%20A%20Level%20French%20Oral%20Topics%20%26%20Paper%201%20Practice.html</w:t>
       </w:r>
     </w:p>
     <w:p>
@@ -7362,7 +7362,7 @@
             <w:szCs w:val="24"/>
             <w:u w:val="single"/>
           </w:rPr>
-          <w:t xml:space="preserve">▶ Open AP IGCSE Italian Listening</w:t>
+          <w:t xml:space="preserve">▶ Open Birley IGCSE Italian Listening</w:t>
         </w:r>
       </w:hyperlink>
     </w:p>
@@ -7377,7 +7377,7 @@
           <w:sz w:val="15"/>
           <w:szCs w:val="15"/>
         </w:rPr>
-        <w:t xml:space="preserve">https://apowles.github.io/AP/AP%20IGCSE%20Italian%20Listening.html</w:t>
+        <w:t xml:space="preserve">https://apowles.github.io/AP/Birley%20IGCSE%20Italian%20Listening.html</w:t>
       </w:r>
     </w:p>
     <w:p>

--- a/Word documents/Olly_French_Italian_Guide.docx
+++ b/Word documents/Olly_French_Italian_Guide.docx
@@ -323,7 +323,7 @@
             <w:szCs w:val="24"/>
             <w:u w:val="single"/>
           </w:rPr>
-          <w:t xml:space="preserve">▶ Open Birley Italian Verbs</w:t>
+          <w:t xml:space="preserve">▶ Open Eton Italian Verbs</w:t>
         </w:r>
       </w:hyperlink>
     </w:p>
@@ -338,7 +338,7 @@
           <w:sz w:val="15"/>
           <w:szCs w:val="15"/>
         </w:rPr>
-        <w:t xml:space="preserve">https://apowles.github.io/AP/Birley%20Italian%20Verbs.html</w:t>
+        <w:t xml:space="preserve">https://apowles.github.io/AP/Eton%20Italian%20Verbs.html</w:t>
       </w:r>
     </w:p>
     <w:p>
@@ -625,7 +625,7 @@
             <w:szCs w:val="24"/>
             <w:u w:val="single"/>
           </w:rPr>
-          <w:t xml:space="preserve">▶ Open Birley French Verbs</w:t>
+          <w:t xml:space="preserve">▶ Open Eton French Verbs</w:t>
         </w:r>
       </w:hyperlink>
     </w:p>
@@ -640,7 +640,7 @@
           <w:sz w:val="15"/>
           <w:szCs w:val="15"/>
         </w:rPr>
-        <w:t xml:space="preserve">https://apowles.github.io/AP/Birley%20French%20Verbs.html</w:t>
+        <w:t xml:space="preserve">https://apowles.github.io/AP/Eton%20French%20Verbs.html</w:t>
       </w:r>
     </w:p>
     <w:p>
@@ -855,7 +855,7 @@
             <w:szCs w:val="24"/>
             <w:u w:val="single"/>
           </w:rPr>
-          <w:t xml:space="preserve">▶ Open Birley IGCSE Vocab and Gr EWs (then press 📘 Gr EWs, then 🇮🇹 Italian)</w:t>
+          <w:t xml:space="preserve">▶ Open Eton IGCSE Vocab and Gr EWs (then press 📘 Gr EWs, then 🇮🇹 Italian)</w:t>
         </w:r>
       </w:hyperlink>
     </w:p>
@@ -870,7 +870,7 @@
           <w:sz w:val="15"/>
           <w:szCs w:val="15"/>
         </w:rPr>
-        <w:t xml:space="preserve">https://apowles.github.io/AP/Birley%20IGCSE%20Vocab%20and%20Gr%20EWs.html</w:t>
+        <w:t xml:space="preserve">https://apowles.github.io/AP/Eton%20IGCSE%20Vocab%20and%20Gr%20EWs.html</w:t>
       </w:r>
     </w:p>
     <w:p>
@@ -1543,7 +1543,7 @@
             <w:szCs w:val="24"/>
             <w:u w:val="single"/>
           </w:rPr>
-          <w:t xml:space="preserve">▶ Open Birley Italian Verbs</w:t>
+          <w:t xml:space="preserve">▶ Open Eton Italian Verbs</w:t>
         </w:r>
       </w:hyperlink>
     </w:p>
@@ -1558,7 +1558,7 @@
           <w:sz w:val="15"/>
           <w:szCs w:val="15"/>
         </w:rPr>
-        <w:t xml:space="preserve">https://apowles.github.io/AP/Birley%20Italian%20Verbs.html</w:t>
+        <w:t xml:space="preserve">https://apowles.github.io/AP/Eton%20Italian%20Verbs.html</w:t>
       </w:r>
     </w:p>
     <w:p>
@@ -1872,7 +1872,7 @@
             <w:szCs w:val="24"/>
             <w:u w:val="single"/>
           </w:rPr>
-          <w:t xml:space="preserve">▶ Open Birley IGCSE Vocab and Gr EWs</w:t>
+          <w:t xml:space="preserve">▶ Open Eton IGCSE Vocab and Gr EWs</w:t>
         </w:r>
       </w:hyperlink>
     </w:p>
@@ -1887,7 +1887,7 @@
           <w:sz w:val="15"/>
           <w:szCs w:val="15"/>
         </w:rPr>
-        <w:t xml:space="preserve">https://apowles.github.io/AP/Birley%20IGCSE%20Vocab%20and%20Gr%20EWs.html</w:t>
+        <w:t xml:space="preserve">https://apowles.github.io/AP/Eton%20IGCSE%20Vocab%20and%20Gr%20EWs.html</w:t>
       </w:r>
     </w:p>
     <w:p>
@@ -2631,7 +2631,7 @@
             <w:szCs w:val="24"/>
             <w:u w:val="single"/>
           </w:rPr>
-          <w:t xml:space="preserve">▶ Open Birley IGCSE Vocab and Gr EWs</w:t>
+          <w:t xml:space="preserve">▶ Open Eton IGCSE Vocab and Gr EWs</w:t>
         </w:r>
       </w:hyperlink>
     </w:p>
@@ -2646,7 +2646,7 @@
           <w:sz w:val="15"/>
           <w:szCs w:val="15"/>
         </w:rPr>
-        <w:t xml:space="preserve">https://apowles.github.io/AP/Birley%20IGCSE%20Vocab%20and%20Gr%20EWs.html</w:t>
+        <w:t xml:space="preserve">https://apowles.github.io/AP/Eton%20IGCSE%20Vocab%20and%20Gr%20EWs.html</w:t>
       </w:r>
     </w:p>
     <w:p>
@@ -2976,7 +2976,7 @@
             <w:szCs w:val="24"/>
             <w:u w:val="single"/>
           </w:rPr>
-          <w:t xml:space="preserve">▶ Open Birley IGCSE Structures &amp; Oral</w:t>
+          <w:t xml:space="preserve">▶ Open Eton IGCSE Structures &amp; Oral</w:t>
         </w:r>
       </w:hyperlink>
     </w:p>
@@ -2991,7 +2991,7 @@
           <w:sz w:val="15"/>
           <w:szCs w:val="15"/>
         </w:rPr>
-        <w:t xml:space="preserve">https://apowles.github.io/AP/Birley%20IGCSE%20Structures%20%26%20Oral%20and%20Writing%20Practice.html</w:t>
+        <w:t xml:space="preserve">https://apowles.github.io/AP/Eton%20IGCSE%20Structures%20%26%20Oral%20and%20Writing%20Practice.html</w:t>
       </w:r>
     </w:p>
     <w:p>
@@ -3231,7 +3231,7 @@
             <w:szCs w:val="24"/>
             <w:u w:val="single"/>
           </w:rPr>
-          <w:t xml:space="preserve">▶ Open Birley A Level Oral Phrase Bank</w:t>
+          <w:t xml:space="preserve">▶ Open Eton A Level Oral Phrase Bank</w:t>
         </w:r>
       </w:hyperlink>
     </w:p>
@@ -3246,7 +3246,7 @@
           <w:sz w:val="15"/>
           <w:szCs w:val="15"/>
         </w:rPr>
-        <w:t xml:space="preserve">https://apowles.github.io/AP/Birley%20A%20Level%20Oral%20Phrase%20Bank.html</w:t>
+        <w:t xml:space="preserve">https://apowles.github.io/AP/Eton%20A%20Level%20Oral%20Phrase%20Bank.html</w:t>
       </w:r>
     </w:p>
     <w:p>
@@ -3382,7 +3382,7 @@
           <w:sz w:val="22"/>
           <w:szCs w:val="22"/>
         </w:rPr>
-        <w:t xml:space="preserve">Birley Essential Phrases</w:t>
+        <w:t xml:space="preserve">Eton Essential Phrases</w:t>
       </w:r>
       <w:r>
         <w:rPr>
@@ -3432,7 +3432,7 @@
             <w:szCs w:val="24"/>
             <w:u w:val="single"/>
           </w:rPr>
-          <w:t xml:space="preserve">▶ Open Birley Essential Phrases</w:t>
+          <w:t xml:space="preserve">▶ Open Eton Essential Phrases</w:t>
         </w:r>
       </w:hyperlink>
     </w:p>
@@ -3447,7 +3447,7 @@
           <w:sz w:val="15"/>
           <w:szCs w:val="15"/>
         </w:rPr>
-        <w:t xml:space="preserve">https://apowles.github.io/AP/Birley%20Gen%20Essential%20Phrases.html</w:t>
+        <w:t xml:space="preserve">https://apowles.github.io/AP/Eton%20Gen%20Essential%20Phrases.html</w:t>
       </w:r>
     </w:p>
     <w:tbl>
@@ -3598,7 +3598,7 @@
             <w:szCs w:val="24"/>
             <w:u w:val="single"/>
           </w:rPr>
-          <w:t xml:space="preserve">▶ Open Birley IGCSE Italian Listening</w:t>
+          <w:t xml:space="preserve">▶ Open Eton IGCSE Italian Listening</w:t>
         </w:r>
       </w:hyperlink>
     </w:p>
@@ -3613,7 +3613,7 @@
           <w:sz w:val="15"/>
           <w:szCs w:val="15"/>
         </w:rPr>
-        <w:t xml:space="preserve">https://apowles.github.io/AP/Birley%20IGCSE%20Italian%20Listening.html</w:t>
+        <w:t xml:space="preserve">https://apowles.github.io/AP/Eton%20IGCSE%20Italian%20Listening.html</w:t>
       </w:r>
     </w:p>
     <w:p>
@@ -3641,7 +3641,7 @@
           <w:sz w:val="22"/>
           <w:szCs w:val="22"/>
         </w:rPr>
-        <w:t xml:space="preserve">Birley IGCSE Italian Listening</w:t>
+        <w:t xml:space="preserve">Eton IGCSE Italian Listening</w:t>
       </w:r>
       <w:r>
         <w:rPr>
@@ -3731,7 +3731,7 @@
           <w:sz w:val="22"/>
           <w:szCs w:val="22"/>
         </w:rPr>
-        <w:t xml:space="preserve">Birley IGCSE Vocab and Gr EWs</w:t>
+        <w:t xml:space="preserve">Eton IGCSE Vocab and Gr EWs</w:t>
       </w:r>
       <w:r>
         <w:rPr>
@@ -3939,7 +3939,7 @@
             <w:szCs w:val="24"/>
             <w:u w:val="single"/>
           </w:rPr>
-          <w:t xml:space="preserve">▶ Open Birley French Verbs</w:t>
+          <w:t xml:space="preserve">▶ Open Eton French Verbs</w:t>
         </w:r>
       </w:hyperlink>
     </w:p>
@@ -3954,7 +3954,7 @@
           <w:sz w:val="15"/>
           <w:szCs w:val="15"/>
         </w:rPr>
-        <w:t xml:space="preserve">https://apowles.github.io/AP/Birley%20French%20Verbs.html</w:t>
+        <w:t xml:space="preserve">https://apowles.github.io/AP/Eton%20French%20Verbs.html</w:t>
       </w:r>
     </w:p>
     <w:p>
@@ -4212,7 +4212,7 @@
             <w:szCs w:val="24"/>
             <w:u w:val="single"/>
           </w:rPr>
-          <w:t xml:space="preserve">▶ Open Birley A Level French VVs &amp; Gr EWs &amp; Translation</w:t>
+          <w:t xml:space="preserve">▶ Open Eton A Level French VVs &amp; Gr EWs &amp; Translation</w:t>
         </w:r>
       </w:hyperlink>
     </w:p>
@@ -4227,7 +4227,7 @@
           <w:sz w:val="15"/>
           <w:szCs w:val="15"/>
         </w:rPr>
-        <w:t xml:space="preserve">https://apowles.github.io/AP/Birley%20A%20Level%20French%20VVs%20%26%20Gr%20EWs%20%26%20Grammar%20Translation%20Practice%20and%20Drills.html</w:t>
+        <w:t xml:space="preserve">https://apowles.github.io/AP/Eton%20A%20Level%20French%20VVs%20%26%20Gr%20EWs%20%26%20Grammar%20Translation%20Practice%20and%20Drills.html</w:t>
       </w:r>
     </w:p>
     <w:p>
@@ -4665,7 +4665,7 @@
             <w:szCs w:val="24"/>
             <w:u w:val="single"/>
           </w:rPr>
-          <w:t xml:space="preserve">▶ Open Birley A Level French VVs &amp; Gr EWs &amp; Translation</w:t>
+          <w:t xml:space="preserve">▶ Open Eton A Level French VVs &amp; Gr EWs &amp; Translation</w:t>
         </w:r>
       </w:hyperlink>
     </w:p>
@@ -4680,7 +4680,7 @@
           <w:sz w:val="15"/>
           <w:szCs w:val="15"/>
         </w:rPr>
-        <w:t xml:space="preserve">https://apowles.github.io/AP/Birley%20A%20Level%20French%20VVs%20%26%20Gr%20EWs%20%26%20Grammar%20Translation%20Practice%20and%20Drills.html</w:t>
+        <w:t xml:space="preserve">https://apowles.github.io/AP/Eton%20A%20Level%20French%20VVs%20%26%20Gr%20EWs%20%26%20Grammar%20Translation%20Practice%20and%20Drills.html</w:t>
       </w:r>
     </w:p>
     <w:p>
@@ -4866,7 +4866,7 @@
             <w:szCs w:val="24"/>
             <w:u w:val="single"/>
           </w:rPr>
-          <w:t xml:space="preserve">▶ Open Birley A Level French VVs &amp; Gr EWs &amp; Translation</w:t>
+          <w:t xml:space="preserve">▶ Open Eton A Level French VVs &amp; Gr EWs &amp; Translation</w:t>
         </w:r>
       </w:hyperlink>
     </w:p>
@@ -4881,7 +4881,7 @@
           <w:sz w:val="15"/>
           <w:szCs w:val="15"/>
         </w:rPr>
-        <w:t xml:space="preserve">https://apowles.github.io/AP/Birley%20A%20Level%20French%20VVs%20%26%20Gr%20EWs%20%26%20Grammar%20Translation%20Practice%20and%20Drills.html</w:t>
+        <w:t xml:space="preserve">https://apowles.github.io/AP/Eton%20A%20Level%20French%20VVs%20%26%20Gr%20EWs%20%26%20Grammar%20Translation%20Practice%20and%20Drills.html</w:t>
       </w:r>
     </w:p>
     <w:p>
@@ -4964,7 +4964,7 @@
             <w:szCs w:val="24"/>
             <w:u w:val="single"/>
           </w:rPr>
-          <w:t xml:space="preserve">▶ Open Birley IGCSE Vocab and Gr EWs (French vocab and GCSE grammar)</w:t>
+          <w:t xml:space="preserve">▶ Open Eton IGCSE Vocab and Gr EWs (French vocab and GCSE grammar)</w:t>
         </w:r>
       </w:hyperlink>
     </w:p>
@@ -4979,7 +4979,7 @@
           <w:sz w:val="15"/>
           <w:szCs w:val="15"/>
         </w:rPr>
-        <w:t xml:space="preserve">https://apowles.github.io/AP/Birley%20IGCSE%20Vocab%20and%20Gr%20EWs.html</w:t>
+        <w:t xml:space="preserve">https://apowles.github.io/AP/Eton%20IGCSE%20Vocab%20and%20Gr%20EWs.html</w:t>
       </w:r>
     </w:p>
     <w:p>
@@ -5088,7 +5088,7 @@
             <w:szCs w:val="24"/>
             <w:u w:val="single"/>
           </w:rPr>
-          <w:t xml:space="preserve">▶ Open Birley A Level French Oral Topics &amp; Paper 1</w:t>
+          <w:t xml:space="preserve">▶ Open Eton A Level French Oral Topics &amp; Paper 1</w:t>
         </w:r>
       </w:hyperlink>
     </w:p>
@@ -5103,7 +5103,7 @@
           <w:sz w:val="15"/>
           <w:szCs w:val="15"/>
         </w:rPr>
-        <w:t xml:space="preserve">https://apowles.github.io/AP/Birley%20A%20Level%20French%20Oral%20Topics%20%26%20Paper%201%20Practice.html</w:t>
+        <w:t xml:space="preserve">https://apowles.github.io/AP/Eton%20A%20Level%20French%20Oral%20Topics%20%26%20Paper%201%20Practice.html</w:t>
       </w:r>
     </w:p>
     <w:p>
@@ -5505,7 +5505,7 @@
             <w:szCs w:val="24"/>
             <w:u w:val="single"/>
           </w:rPr>
-          <w:t xml:space="preserve">▶ Open Birley A Level Oral Phrase Bank</w:t>
+          <w:t xml:space="preserve">▶ Open Eton A Level Oral Phrase Bank</w:t>
         </w:r>
       </w:hyperlink>
     </w:p>
@@ -5520,7 +5520,7 @@
           <w:sz w:val="15"/>
           <w:szCs w:val="15"/>
         </w:rPr>
-        <w:t xml:space="preserve">https://apowles.github.io/AP/Birley%20A%20Level%20Oral%20Phrase%20Bank.html</w:t>
+        <w:t xml:space="preserve">https://apowles.github.io/AP/Eton%20A%20Level%20Oral%20Phrase%20Bank.html</w:t>
       </w:r>
     </w:p>
     <w:p>
@@ -5602,7 +5602,7 @@
           <w:sz w:val="22"/>
           <w:szCs w:val="22"/>
         </w:rPr>
-        <w:t xml:space="preserve">Birley Essential Phrases</w:t>
+        <w:t xml:space="preserve">Eton Essential Phrases</w:t>
       </w:r>
       <w:r>
         <w:rPr>
@@ -5729,7 +5729,7 @@
           <w:sz w:val="15"/>
           <w:szCs w:val="15"/>
         </w:rPr>
-        <w:t xml:space="preserve">https://apowles.github.io/AP/Birley%20A%20Level%20French%20VVs%20%26%20Gr%20EWs%20%26%20Grammar%20Translation%20Practice%20and%20Drills.html</w:t>
+        <w:t xml:space="preserve">https://apowles.github.io/AP/Eton%20A%20Level%20French%20VVs%20%26%20Gr%20EWs%20%26%20Grammar%20Translation%20Practice%20and%20Drills.html</w:t>
       </w:r>
     </w:p>
     <w:p>
@@ -5990,7 +5990,7 @@
                   <w:szCs w:val="20"/>
                   <w:u w:val="single"/>
                 </w:rPr>
-                <w:t xml:space="preserve">Birley Italian Verbs</w:t>
+                <w:t xml:space="preserve">Eton Italian Verbs</w:t>
               </w:r>
             </w:hyperlink>
           </w:p>
@@ -6094,7 +6094,7 @@
                   <w:szCs w:val="20"/>
                   <w:u w:val="single"/>
                 </w:rPr>
-                <w:t xml:space="preserve">Birley French Verbs</w:t>
+                <w:t xml:space="preserve">Eton French Verbs</w:t>
               </w:r>
             </w:hyperlink>
           </w:p>
@@ -6195,7 +6195,7 @@
                   <w:szCs w:val="20"/>
                   <w:u w:val="single"/>
                 </w:rPr>
-                <w:t xml:space="preserve">Birley IGCSE Vocab and Gr EWs</w:t>
+                <w:t xml:space="preserve">Eton IGCSE Vocab and Gr EWs</w:t>
               </w:r>
             </w:hyperlink>
           </w:p>
@@ -6299,7 +6299,7 @@
                   <w:szCs w:val="20"/>
                   <w:u w:val="single"/>
                 </w:rPr>
-                <w:t xml:space="preserve">Birley A Level French VVs &amp; Gr EWs &amp; Translation</w:t>
+                <w:t xml:space="preserve">Eton A Level French VVs &amp; Gr EWs &amp; Translation</w:t>
               </w:r>
             </w:hyperlink>
           </w:p>
@@ -6400,7 +6400,7 @@
                   <w:szCs w:val="20"/>
                   <w:u w:val="single"/>
                 </w:rPr>
-                <w:t xml:space="preserve">Birley IGCSE Vocab and Gr EWs</w:t>
+                <w:t xml:space="preserve">Eton IGCSE Vocab and Gr EWs</w:t>
               </w:r>
             </w:hyperlink>
           </w:p>
@@ -7090,7 +7090,7 @@
             <w:szCs w:val="24"/>
             <w:u w:val="single"/>
           </w:rPr>
-          <w:t xml:space="preserve">▶ Open Birley Italian Verbs</w:t>
+          <w:t xml:space="preserve">▶ Open Eton Italian Verbs</w:t>
         </w:r>
       </w:hyperlink>
     </w:p>
@@ -7105,7 +7105,7 @@
           <w:sz w:val="15"/>
           <w:szCs w:val="15"/>
         </w:rPr>
-        <w:t xml:space="preserve">https://apowles.github.io/AP/Birley%20Italian%20Verbs.html</w:t>
+        <w:t xml:space="preserve">https://apowles.github.io/AP/Eton%20Italian%20Verbs.html</w:t>
       </w:r>
     </w:p>
     <w:p>
@@ -7124,7 +7124,7 @@
             <w:szCs w:val="24"/>
             <w:u w:val="single"/>
           </w:rPr>
-          <w:t xml:space="preserve">▶ Open Birley French Verbs</w:t>
+          <w:t xml:space="preserve">▶ Open Eton French Verbs</w:t>
         </w:r>
       </w:hyperlink>
     </w:p>
@@ -7139,7 +7139,7 @@
           <w:sz w:val="15"/>
           <w:szCs w:val="15"/>
         </w:rPr>
-        <w:t xml:space="preserve">https://apowles.github.io/AP/Birley%20French%20Verbs.html</w:t>
+        <w:t xml:space="preserve">https://apowles.github.io/AP/Eton%20French%20Verbs.html</w:t>
       </w:r>
     </w:p>
     <w:p>
@@ -7158,7 +7158,7 @@
             <w:szCs w:val="24"/>
             <w:u w:val="single"/>
           </w:rPr>
-          <w:t xml:space="preserve">▶ Open Birley IGCSE Vocab and Gr EWs</w:t>
+          <w:t xml:space="preserve">▶ Open Eton IGCSE Vocab and Gr EWs</w:t>
         </w:r>
       </w:hyperlink>
     </w:p>
@@ -7173,7 +7173,7 @@
           <w:sz w:val="15"/>
           <w:szCs w:val="15"/>
         </w:rPr>
-        <w:t xml:space="preserve">https://apowles.github.io/AP/Birley%20IGCSE%20Vocab%20and%20Gr%20EWs.html</w:t>
+        <w:t xml:space="preserve">https://apowles.github.io/AP/Eton%20IGCSE%20Vocab%20and%20Gr%20EWs.html</w:t>
       </w:r>
     </w:p>
     <w:p>
@@ -7192,7 +7192,7 @@
             <w:szCs w:val="24"/>
             <w:u w:val="single"/>
           </w:rPr>
-          <w:t xml:space="preserve">▶ Open Birley IGCSE Structures &amp; Oral</w:t>
+          <w:t xml:space="preserve">▶ Open Eton IGCSE Structures &amp; Oral</w:t>
         </w:r>
       </w:hyperlink>
     </w:p>
@@ -7207,7 +7207,7 @@
           <w:sz w:val="15"/>
           <w:szCs w:val="15"/>
         </w:rPr>
-        <w:t xml:space="preserve">https://apowles.github.io/AP/Birley%20IGCSE%20Structures%20%26%20Oral%20and%20Writing%20Practice.html</w:t>
+        <w:t xml:space="preserve">https://apowles.github.io/AP/Eton%20IGCSE%20Structures%20%26%20Oral%20and%20Writing%20Practice.html</w:t>
       </w:r>
     </w:p>
     <w:p>
@@ -7226,7 +7226,7 @@
             <w:szCs w:val="24"/>
             <w:u w:val="single"/>
           </w:rPr>
-          <w:t xml:space="preserve">▶ Open Birley A Level Oral Phrase Bank</w:t>
+          <w:t xml:space="preserve">▶ Open Eton A Level Oral Phrase Bank</w:t>
         </w:r>
       </w:hyperlink>
     </w:p>
@@ -7241,7 +7241,7 @@
           <w:sz w:val="15"/>
           <w:szCs w:val="15"/>
         </w:rPr>
-        <w:t xml:space="preserve">https://apowles.github.io/AP/Birley%20A%20Level%20Oral%20Phrase%20Bank.html</w:t>
+        <w:t xml:space="preserve">https://apowles.github.io/AP/Eton%20A%20Level%20Oral%20Phrase%20Bank.html</w:t>
       </w:r>
     </w:p>
     <w:p>
@@ -7260,7 +7260,7 @@
             <w:szCs w:val="24"/>
             <w:u w:val="single"/>
           </w:rPr>
-          <w:t xml:space="preserve">▶ Open Birley Essential Phrases</w:t>
+          <w:t xml:space="preserve">▶ Open Eton Essential Phrases</w:t>
         </w:r>
       </w:hyperlink>
     </w:p>
@@ -7275,7 +7275,7 @@
           <w:sz w:val="15"/>
           <w:szCs w:val="15"/>
         </w:rPr>
-        <w:t xml:space="preserve">https://apowles.github.io/AP/Birley%20Gen%20Essential%20Phrases.html</w:t>
+        <w:t xml:space="preserve">https://apowles.github.io/AP/Eton%20Gen%20Essential%20Phrases.html</w:t>
       </w:r>
     </w:p>
     <w:p>
@@ -7294,7 +7294,7 @@
             <w:szCs w:val="24"/>
             <w:u w:val="single"/>
           </w:rPr>
-          <w:t xml:space="preserve">▶ Open Birley A Level French VVs &amp; Gr EWs &amp; Translation</w:t>
+          <w:t xml:space="preserve">▶ Open Eton A Level French VVs &amp; Gr EWs &amp; Translation</w:t>
         </w:r>
       </w:hyperlink>
     </w:p>
@@ -7309,7 +7309,7 @@
           <w:sz w:val="15"/>
           <w:szCs w:val="15"/>
         </w:rPr>
-        <w:t xml:space="preserve">https://apowles.github.io/AP/Birley%20A%20Level%20French%20VVs%20%26%20Gr%20EWs%20%26%20Grammar%20Translation%20Practice%20and%20Drills.html</w:t>
+        <w:t xml:space="preserve">https://apowles.github.io/AP/Eton%20A%20Level%20French%20VVs%20%26%20Gr%20EWs%20%26%20Grammar%20Translation%20Practice%20and%20Drills.html</w:t>
       </w:r>
     </w:p>
     <w:p>
@@ -7328,7 +7328,7 @@
             <w:szCs w:val="24"/>
             <w:u w:val="single"/>
           </w:rPr>
-          <w:t xml:space="preserve">▶ Open Birley A Level French Oral Topics &amp; Paper 1</w:t>
+          <w:t xml:space="preserve">▶ Open Eton A Level French Oral Topics &amp; Paper 1</w:t>
         </w:r>
       </w:hyperlink>
     </w:p>
@@ -7343,7 +7343,7 @@
           <w:sz w:val="15"/>
           <w:szCs w:val="15"/>
         </w:rPr>
-        <w:t xml:space="preserve">https://apowles.github.io/AP/Birley%20A%20Level%20French%20Oral%20Topics%20%26%20Paper%201%20Practice.html</w:t>
+        <w:t xml:space="preserve">https://apowles.github.io/AP/Eton%20A%20Level%20French%20Oral%20Topics%20%26%20Paper%201%20Practice.html</w:t>
       </w:r>
     </w:p>
     <w:p>
@@ -7362,7 +7362,7 @@
             <w:szCs w:val="24"/>
             <w:u w:val="single"/>
           </w:rPr>
-          <w:t xml:space="preserve">▶ Open Birley IGCSE Italian Listening</w:t>
+          <w:t xml:space="preserve">▶ Open Eton IGCSE Italian Listening</w:t>
         </w:r>
       </w:hyperlink>
     </w:p>
@@ -7377,7 +7377,7 @@
           <w:sz w:val="15"/>
           <w:szCs w:val="15"/>
         </w:rPr>
-        <w:t xml:space="preserve">https://apowles.github.io/AP/Birley%20IGCSE%20Italian%20Listening.html</w:t>
+        <w:t xml:space="preserve">https://apowles.github.io/AP/Eton%20IGCSE%20Italian%20Listening.html</w:t>
       </w:r>
     </w:p>
     <w:p>

--- a/Word documents/Olly_French_Italian_Guide.docx
+++ b/Word documents/Olly_French_Italian_Guide.docx
@@ -1768,7 +1768,7 @@
           <w:sz w:val="22"/>
           <w:szCs w:val="22"/>
         </w:rPr>
-        <w:t xml:space="preserve">🧩 AP Advanced Verb Structures</w:t>
+        <w:t xml:space="preserve">🧩 Eton Advanced Verb Structures</w:t>
       </w:r>
       <w:r>
         <w:rPr>
@@ -2311,7 +2311,7 @@
           <w:sz w:val="22"/>
           <w:szCs w:val="22"/>
         </w:rPr>
-        <w:t xml:space="preserve">⏱ AP Spot Test: timed &amp; submitted</w:t>
+        <w:t xml:space="preserve">⏱ Eton Spot Test: timed &amp; submitted</w:t>
       </w:r>
       <w:r>
         <w:rPr>
@@ -3019,7 +3019,7 @@
           <w:sz w:val="22"/>
           <w:szCs w:val="22"/>
         </w:rPr>
-        <w:t xml:space="preserve">📚 AP Structures</w:t>
+        <w:t xml:space="preserve">📚 Eton Structures</w:t>
       </w:r>
       <w:r>
         <w:rPr>
@@ -3073,7 +3073,7 @@
           <w:sz w:val="22"/>
           <w:szCs w:val="22"/>
         </w:rPr>
-        <w:t xml:space="preserve">🎙 AP Oral Exam Practice</w:t>
+        <w:t xml:space="preserve">🎙 Eton Oral Exam Practice</w:t>
       </w:r>
       <w:r>
         <w:rPr>
@@ -3545,7 +3545,7 @@
                 <w:sz w:val="21"/>
                 <w:szCs w:val="21"/>
               </w:rPr>
-              <w:t xml:space="preserve">⚡ AP Speed Challenge</w:t>
+              <w:t xml:space="preserve">⚡ Eton Speed Challenge</w:t>
             </w:r>
             <w:r>
               <w:rPr>
@@ -4108,7 +4108,7 @@
           <w:sz w:val="22"/>
           <w:szCs w:val="22"/>
         </w:rPr>
-        <w:t xml:space="preserve">🧩 AP Structures</w:t>
+        <w:t xml:space="preserve">🧩 Eton Structures</w:t>
       </w:r>
       <w:r>
         <w:rPr>
@@ -4327,7 +4327,7 @@
           <w:sz w:val="22"/>
           <w:szCs w:val="22"/>
         </w:rPr>
-        <w:t xml:space="preserve">"Want an AP grammar recap? Gr N · title"</w:t>
+        <w:t xml:space="preserve">"Want an Eton grammar recap? Gr N · title"</w:t>
       </w:r>
       <w:r>
         <w:rPr>
@@ -5437,7 +5437,7 @@
           <w:sz w:val="22"/>
           <w:szCs w:val="22"/>
         </w:rPr>
-        <w:t xml:space="preserve">AP Oral Cycle Practice</w:t>
+        <w:t xml:space="preserve">Eton Oral Cycle Practice</w:t>
       </w:r>
       <w:r>
         <w:rPr>
@@ -5651,7 +5651,7 @@
           <w:sz w:val="22"/>
           <w:szCs w:val="22"/>
         </w:rPr>
-        <w:t xml:space="preserve">🌐 AP Metalanguage Formulae</w:t>
+        <w:t xml:space="preserve">🌐 Eton Metalanguage Formulae</w:t>
       </w:r>
       <w:r>
         <w:rPr>
@@ -5714,7 +5714,7 @@
             <w:szCs w:val="24"/>
             <w:u w:val="single"/>
           </w:rPr>
-          <w:t xml:space="preserve">▶ Open the VVs app (then press 🌐 AP Metalanguage Formulae)</w:t>
+          <w:t xml:space="preserve">▶ Open the VVs app (then press 🌐 Eton Metalanguage Formulae)</w:t>
         </w:r>
       </w:hyperlink>
     </w:p>
@@ -6925,7 +6925,7 @@
           <w:sz w:val="22"/>
           <w:szCs w:val="22"/>
         </w:rPr>
-        <w:t xml:space="preserve">, and the "Save my work as PDF" and OneNote steps at the end of timed tests. Those belong to AP's classes.</w:t>
+        <w:t xml:space="preserve">, and the "Save my work as PDF" and OneNote steps at the end of timed tests. Those belong to your teacher’s classes.</w:t>
       </w:r>
     </w:p>
     <w:p>
@@ -6981,7 +6981,7 @@
           <w:sz w:val="22"/>
           <w:szCs w:val="22"/>
         </w:rPr>
-        <w:t xml:space="preserve">⏱ AP Spot Test: timed &amp; submitted</w:t>
+        <w:t xml:space="preserve">⏱ Eton Spot Test: timed &amp; submitted</w:t>
       </w:r>
       <w:r>
         <w:rPr>

--- a/Word documents/Olly_French_Italian_Guide.docx
+++ b/Word documents/Olly_French_Italian_Guide.docx
@@ -4917,7 +4917,7 @@
           <w:sz w:val="22"/>
           <w:szCs w:val="22"/>
         </w:rPr>
-        <w:t xml:space="preserve">. About 2,850 phrases in sets VV1a to VV12c on family, education, work, music, media, festivals, immigration, the far right, the Occupation, Vichy and the Resistance. Examples: "une sous-représentation dans certains secteurs", "rejoindre le maquis", "Jamais je ne consentirai à l'aider".</w:t>
+        <w:t>. About 2,850 phrases in sets VV1a to VV12c on family, education, work, music, media, festivals, immigration, the far right, the Occupation, Vichy and the Resistance. In the Vocab Set menu, TV sets hold only the topic vocabulary, VS sets only the verb structures, and VV sets both together. Examples: "une sous-représentation dans certains secteurs", "rejoindre le maquis", "Jamais je ne consentirai à l'aider".</w:t>
       </w:r>
     </w:p>
     <w:p>

--- a/Word documents/Olly_French_Italian_Guide.docx
+++ b/Word documents/Olly_French_Italian_Guide.docx
@@ -7007,7 +7007,7 @@
           <w:sz w:val="22"/>
           <w:szCs w:val="22"/>
         </w:rPr>
-        <w:t xml:space="preserve"> to take it at your own pace). In a timed test, do not leave the page: a loud siren sounds.</w:t>
+        <w:t xml:space="preserve"> to take it at your own pace). In a timed test, do not leave the page: a loud siren sounds. If the clock at the top of the screen distracts you, tap it to make it smaller (tap again to make it bigger); it stays on screen.</w:t>
       </w:r>
     </w:p>
     <w:p>

--- a/Word documents/Olly_French_Italian_Guide.docx
+++ b/Word documents/Olly_French_Italian_Guide.docx
@@ -3019,7 +3019,7 @@
           <w:sz w:val="22"/>
           <w:szCs w:val="22"/>
         </w:rPr>
-        <w:t xml:space="preserve">📚 Eton Structures</w:t>
+        <w:t>📚 Top Structures</w:t>
       </w:r>
       <w:r>
         <w:rPr>
@@ -4108,7 +4108,7 @@
           <w:sz w:val="22"/>
           <w:szCs w:val="22"/>
         </w:rPr>
-        <w:t xml:space="preserve">🧩 Eton Structures</w:t>
+        <w:t>🧩 Top Structures</w:t>
       </w:r>
       <w:r>
         <w:rPr>
@@ -5437,7 +5437,7 @@
           <w:sz w:val="22"/>
           <w:szCs w:val="22"/>
         </w:rPr>
-        <w:t xml:space="preserve">Eton Oral Cycle Practice</w:t>
+        <w:t xml:space="preserve">A Level Oral Cycle Practice</w:t>
       </w:r>
       <w:r>
         <w:rPr>
@@ -7540,6 +7540,9 @@
     </w:p>
     <w:sectPr>
       <w:footerReference w:type="default" r:id="rId7"/>
+      <w:headerReference w:type="default" r:id="rId8"/>
+      <w:headerReference w:type="first" r:id="rId9"/>
+      <w:footerReference w:type="first" r:id="rId10"/>
       <w:pgSz w:w="11906" w:h="16838" w:orient="portrait"/>
       <w:pgMar w:top="1000" w:right="1134" w:bottom="1000" w:left="1134" w:header="708" w:footer="708" w:gutter="0"/>
       <w:pgNumType/>
@@ -7621,6 +7624,16 @@
 </w:ftr>
 </file>
 
+<file path=word/footer2.xml><?xml version="1.0" encoding="utf-8"?>
+<w:ftr xmlns:m="http://schemas.openxmlformats.org/officeDocument/2006/math" xmlns:mc="http://schemas.openxmlformats.org/markup-compatibility/2006" xmlns:mo="http://schemas.microsoft.com/office/mac/office/2008/main" xmlns:mv="urn:schemas-microsoft-com:mac:vml" xmlns:o="urn:schemas-microsoft-com:office:office" xmlns:r="http://schemas.openxmlformats.org/officeDocument/2006/relationships" xmlns:v="urn:schemas-microsoft-com:vml" xmlns:w10="urn:schemas-microsoft-com:office:word" xmlns:w14="http://schemas.microsoft.com/office/word/2010/wordml" xmlns:w="http://schemas.openxmlformats.org/wordprocessingml/2006/main" xmlns:wne="http://schemas.microsoft.com/office/word/2006/wordml" xmlns:wp14="http://schemas.microsoft.com/office/word/2010/wordprocessingDrawing" xmlns:wp="http://schemas.openxmlformats.org/drawingml/2006/wordprocessingDrawing" xmlns:wpc="http://schemas.microsoft.com/office/word/2010/wordprocessingCanvas" xmlns:wpg="http://schemas.microsoft.com/office/word/2010/wordprocessingGroup" xmlns:wpi="http://schemas.microsoft.com/office/word/2010/wordprocessingInk" xmlns:wps="http://schemas.microsoft.com/office/word/2010/wordprocessingShape" mc:Ignorable="w14 wp14">
+  <w:p>
+    <w:pPr>
+      <w:pStyle w:val="Footer"/>
+    </w:pPr>
+  </w:p>
+</w:ftr>
+</file>
+
 <file path=word/footnotes.xml><?xml version="1.0" encoding="utf-8"?>
 <w:footnotes xmlns:wpc="http://schemas.microsoft.com/office/word/2010/wordprocessingCanvas" xmlns:mc="http://schemas.openxmlformats.org/markup-compatibility/2006" xmlns:o="urn:schemas-microsoft-com:office:office" xmlns:r="http://schemas.openxmlformats.org/officeDocument/2006/relationships" xmlns:m="http://schemas.openxmlformats.org/officeDocument/2006/math" xmlns:v="urn:schemas-microsoft-com:vml" xmlns:wp14="http://schemas.microsoft.com/office/word/2010/wordprocessingDrawing" xmlns:wp="http://schemas.openxmlformats.org/drawingml/2006/wordprocessingDrawing" xmlns:w10="urn:schemas-microsoft-com:office:word" xmlns:w="http://schemas.openxmlformats.org/wordprocessingml/2006/main" xmlns:w14="http://schemas.microsoft.com/office/word/2010/wordml" xmlns:w15="http://schemas.microsoft.com/office/word/2012/wordml" xmlns:wpg="http://schemas.microsoft.com/office/word/2010/wordprocessingGroup" xmlns:wpi="http://schemas.microsoft.com/office/word/2010/wordprocessingInk" xmlns:wne="http://schemas.microsoft.com/office/word/2006/wordml" xmlns:wps="http://schemas.microsoft.com/office/word/2010/wordprocessingShape" mc:Ignorable="w14 w15 wp14">
   <w:footnote w:type="separator" w:id="-1">
@@ -7656,6 +7669,26 @@
     </w:p>
   </w:footnote>
 </w:footnotes>
+</file>
+
+<file path=word/header1.xml><?xml version="1.0" encoding="utf-8"?>
+<w:hdr xmlns:m="http://schemas.openxmlformats.org/officeDocument/2006/math" xmlns:mc="http://schemas.openxmlformats.org/markup-compatibility/2006" xmlns:mo="http://schemas.microsoft.com/office/mac/office/2008/main" xmlns:mv="urn:schemas-microsoft-com:mac:vml" xmlns:o="urn:schemas-microsoft-com:office:office" xmlns:r="http://schemas.openxmlformats.org/officeDocument/2006/relationships" xmlns:v="urn:schemas-microsoft-com:vml" xmlns:w10="urn:schemas-microsoft-com:office:word" xmlns:w14="http://schemas.microsoft.com/office/word/2010/wordml" xmlns:w="http://schemas.openxmlformats.org/wordprocessingml/2006/main" xmlns:wne="http://schemas.microsoft.com/office/word/2006/wordml" xmlns:wp14="http://schemas.microsoft.com/office/word/2010/wordprocessingDrawing" xmlns:wp="http://schemas.openxmlformats.org/drawingml/2006/wordprocessingDrawing" xmlns:wpc="http://schemas.microsoft.com/office/word/2010/wordprocessingCanvas" xmlns:wpg="http://schemas.microsoft.com/office/word/2010/wordprocessingGroup" xmlns:wpi="http://schemas.microsoft.com/office/word/2010/wordprocessingInk" xmlns:wps="http://schemas.microsoft.com/office/word/2010/wordprocessingShape" mc:Ignorable="w14 wp14">
+  <w:p>
+    <w:pPr>
+      <w:pStyle w:val="Header"/>
+    </w:pPr>
+  </w:p>
+</w:hdr>
+</file>
+
+<file path=word/header2.xml><?xml version="1.0" encoding="utf-8"?>
+<w:hdr xmlns:m="http://schemas.openxmlformats.org/officeDocument/2006/math" xmlns:mc="http://schemas.openxmlformats.org/markup-compatibility/2006" xmlns:mo="http://schemas.microsoft.com/office/mac/office/2008/main" xmlns:mv="urn:schemas-microsoft-com:mac:vml" xmlns:o="urn:schemas-microsoft-com:office:office" xmlns:r="http://schemas.openxmlformats.org/officeDocument/2006/relationships" xmlns:v="urn:schemas-microsoft-com:vml" xmlns:w10="urn:schemas-microsoft-com:office:word" xmlns:w14="http://schemas.microsoft.com/office/word/2010/wordml" xmlns:w="http://schemas.openxmlformats.org/wordprocessingml/2006/main" xmlns:wne="http://schemas.microsoft.com/office/word/2006/wordml" xmlns:wp14="http://schemas.microsoft.com/office/word/2010/wordprocessingDrawing" xmlns:wp="http://schemas.openxmlformats.org/drawingml/2006/wordprocessingDrawing" xmlns:wpc="http://schemas.microsoft.com/office/word/2010/wordprocessingCanvas" xmlns:wpg="http://schemas.microsoft.com/office/word/2010/wordprocessingGroup" xmlns:wpi="http://schemas.microsoft.com/office/word/2010/wordprocessingInk" xmlns:wps="http://schemas.microsoft.com/office/word/2010/wordprocessingShape" mc:Ignorable="w14 wp14">
+  <w:p>
+    <w:pPr>
+      <w:pStyle w:val="Header"/>
+    </w:pPr>
+  </w:p>
+</w:hdr>
 </file>
 
 <file path=word/numbering.xml><?xml version="1.0" encoding="utf-8"?>

--- a/Word documents/Olly_French_Italian_Guide.docx
+++ b/Word documents/Olly_French_Italian_Guide.docx
@@ -7007,7 +7007,7 @@
           <w:sz w:val="22"/>
           <w:szCs w:val="22"/>
         </w:rPr>
-        <w:t xml:space="preserve"> to take it at your own pace). In a timed test, do not leave the page: a loud siren sounds. If the clock at the top of the screen distracts you, tap it to make it smaller (tap again to make it bigger); it stays on screen.</w:t>
+        <w:t xml:space="preserve"> to take it at your own pace). In a timed test, do not leave the page: a loud siren sounds. If the clock at the top of the screen distracts you, tap it to make it smaller (tap again to make it bigger); it stays on screen. When you mark yourself, use red pen on your answer and then tap a mark; if the red reminders to tap your mark are too much, press 🔕 Turn off the red “tap your mark” alerts (press 🔔 Turn the red alerts back on to bring them back). An unmarked answer still scores 0.</w:t>
       </w:r>
     </w:p>
     <w:p>

--- a/Word documents/Olly_French_Italian_Guide.docx
+++ b/Word documents/Olly_French_Italian_Guide.docx
@@ -7007,7 +7007,7 @@
           <w:sz w:val="22"/>
           <w:szCs w:val="22"/>
         </w:rPr>
-        <w:t xml:space="preserve"> to take it at your own pace). In a timed test, do not leave the page: a loud siren sounds. If the clock at the top of the screen distracts you, tap it to make it smaller (tap again to make it bigger); it stays on screen. When you mark yourself, use red pen on your answer and then tap a mark; if the red reminders to tap your mark are too much, press 🔕 Turn off the red “tap your mark” alerts (press 🔔 Turn the red alerts back on to bring them back). An unmarked answer still scores 0.</w:t>
+        <w:t xml:space="preserve"> to take it at your own pace). In a timed test, do not leave the page: a loud siren sounds. If the clock at the top of the screen distracts you, tap it to make it smaller (tap again to make it bigger); it stays on screen. When you mark yourself, use red pen on your answer and then tap a mark; if the red reminders to tap your mark are too much, press 🔕 Turn off the red “tap your mark” alerts (press 🔔 Turn the red alerts back on to bring them back). An unmarked answer still scores 0. When you have saved your PDF you can press 🔄 Take a fresh test at the bottom of the page for new questions with the same settings (the test you have just done is cleared, so save its PDF first).</w:t>
       </w:r>
     </w:p>
     <w:p>

--- a/Word documents/Olly_French_Italian_Guide.docx
+++ b/Word documents/Olly_French_Italian_Guide.docx
@@ -4917,7 +4917,7 @@
           <w:sz w:val="22"/>
           <w:szCs w:val="22"/>
         </w:rPr>
-        <w:t>. About 2,850 phrases in sets VV1a to VV12c on family, education, work, music, media, festivals, immigration, the far right, the Occupation, Vichy and the Resistance. In the Vocab Set menu, TV sets hold only the topic vocabulary, VS sets only the verb structures, and VV sets both together. Examples: "une sous-représentation dans certains secteurs", "rejoindre le maquis", "Jamais je ne consentirai à l'aider".</w:t>
+        <w:t>. About 2,850 phrases in sets VV1a to VV12c on family, education, work, music, media, festivals, immigration, the far right, the Occupation, Vichy and the Resistance. In the Vocab Set menu, TV sets hold only the topic vocabulary, VS sets only the verb structures (buttons pick the most important ones: Essential, Important or Recognition), and VV sets both together. Examples: "une sous-représentation dans certains secteurs", "rejoindre le maquis", "Jamais je ne consentirai à l'aider".</w:t>
       </w:r>
     </w:p>
     <w:p>

--- a/Word documents/Olly_French_Italian_Guide.docx
+++ b/Word documents/Olly_French_Italian_Guide.docx
@@ -4917,7 +4917,7 @@
           <w:sz w:val="22"/>
           <w:szCs w:val="22"/>
         </w:rPr>
-        <w:t>. About 2,850 phrases in sets VV1a to VV12c on family, education, work, music, media, festivals, immigration, the far right, the Occupation, Vichy and the Resistance. In the Vocab Set menu, TV sets hold only the topic vocabulary, VS sets only the verb structures (buttons pick the most important ones: Essential, Important or Recognition), and VV sets both together. Examples: "une sous-représentation dans certains secteurs", "rejoindre le maquis", "Jamais je ne consentirai à l'aider".</w:t>
+        <w:t>. About 2,850 phrases in sets VV1a to VV12c on family, education, work, music, media, festivals, immigration, the far right, the Occupation, Vichy and the Resistance. In the Vocab Set menu, TV sets hold only the topic vocabulary, VS sets only the verb structures (buttons pick the most important ones: Essential, Important or Recognition), and VV sets both together. A fourth row, Topic Vocab + chosen structures, adds any mix of Essential, Important and Recognition structures to a week of topic vocabulary. Examples: "une sous-représentation dans certains secteurs", "rejoindre le maquis", "Jamais je ne consentirai à l'aider".</w:t>
       </w:r>
     </w:p>
     <w:p>

--- a/Word documents/Olly_French_Italian_Guide.docx
+++ b/Word documents/Olly_French_Italian_Guide.docx
@@ -2827,6 +2827,12 @@
           <w:szCs w:val="22"/>
         </w:rPr>
         <w:t xml:space="preserve"> and do it the other way too.</w:t>
+      </w:r>
+      <w:r>
+        <w:rPr>
+          <w:b w:val="0"/>
+        </w:rPr>
+        <w:t xml:space="preserve"> For a mixture, use Mix both ways under it: 50–50 gives half the cards each way, 70–30 gives seven in ten into Italian and three in ten back into English.</w:t>
       </w:r>
     </w:p>
     <w:p>
